--- a/docs/IFN655-A1-Report.docx
+++ b/docs/IFN655-A1-Report.docx
@@ -122,12 +122,14 @@
     <w:p>
       <w:pPr>
         <w:pBdr>
-          <w:bottom w:val="single" w:color="auto" w:sz="6" w:space="1"/>
+          <w:bottom w:val="single" w:color="FF000000" w:sz="6" w:space="1"/>
         </w:pBdr>
         <w:spacing w:before="0" w:after="0"/>
         <w:ind w:left="0"/>
         <w:rPr>
           <w:rFonts w:ascii="Cambria" w:hAnsi="Cambria"/>
+          <w:b w:val="1"/>
+          <w:bCs w:val="1"/>
           <w:sz w:val="20"/>
           <w:szCs w:val="20"/>
         </w:rPr>
@@ -136,84 +138,132 @@
     <w:p>
       <w:pPr>
         <w:pStyle w:val="Heading1"/>
-        <w:rPr>
-          <w:sz w:val="20"/>
-          <w:szCs w:val="20"/>
-        </w:rPr>
-      </w:pPr>
-      <w:r>
-        <w:rPr>
-          <w:sz w:val="20"/>
-          <w:szCs w:val="20"/>
-        </w:rPr>
-        <w:t>U</w:t>
-      </w:r>
-      <w:r>
-        <w:rPr>
-          <w:sz w:val="20"/>
-          <w:szCs w:val="20"/>
-        </w:rPr>
-        <w:t>nderstand the source data and generate a Data Profile for the given source dataset</w:t>
-      </w:r>
-    </w:p>
-    <w:p>
-      <w:pPr>
-        <w:pStyle w:val="Heading2"/>
-        <w:rPr>
-          <w:sz w:val="20"/>
-          <w:szCs w:val="20"/>
-        </w:rPr>
-      </w:pPr>
-      <w:r>
-        <w:rPr>
-          <w:sz w:val="20"/>
-          <w:szCs w:val="20"/>
-        </w:rPr>
-        <w:t>Accident.csv</w:t>
-      </w:r>
-    </w:p>
-    <w:p>
-      <w:pPr>
-        <w:pStyle w:val="Heading2"/>
-        <w:rPr>
-          <w:sz w:val="20"/>
-          <w:szCs w:val="20"/>
-        </w:rPr>
-      </w:pPr>
-      <w:r>
-        <w:rPr>
-          <w:sz w:val="20"/>
-          <w:szCs w:val="20"/>
-        </w:rPr>
-        <w:t>Format</w:t>
-      </w:r>
-      <w:r>
-        <w:rPr>
-          <w:sz w:val="20"/>
-          <w:szCs w:val="20"/>
-        </w:rPr>
-        <w:t>s and Data Types</w:t>
-      </w:r>
-    </w:p>
-    <w:p>
-      <w:pPr>
-        <w:pStyle w:val="ListParagraph"/>
         <w:numPr>
           <w:ilvl w:val="0"/>
-          <w:numId w:val="15"/>
+          <w:numId w:val="0"/>
         </w:numPr>
+        <w:ind w:left="0"/>
+        <w:rPr>
+          <w:b w:val="1"/>
+          <w:bCs w:val="1"/>
+          <w:sz w:val="20"/>
+          <w:szCs w:val="20"/>
+        </w:rPr>
+      </w:pPr>
+      <w:r>
+        <w:rPr>
+          <w:b w:val="1"/>
+          <w:bCs w:val="1"/>
+          <w:sz w:val="20"/>
+          <w:szCs w:val="20"/>
+        </w:rPr>
+        <w:t xml:space="preserve">Task 1. </w:t>
+      </w:r>
+      <w:r>
+        <w:rPr>
+          <w:b w:val="1"/>
+          <w:bCs w:val="1"/>
+          <w:sz w:val="20"/>
+          <w:szCs w:val="20"/>
+        </w:rPr>
+        <w:t>U</w:t>
+      </w:r>
+      <w:r>
+        <w:rPr>
+          <w:b w:val="1"/>
+          <w:bCs w:val="1"/>
+          <w:sz w:val="20"/>
+          <w:szCs w:val="20"/>
+        </w:rPr>
+        <w:t>nderstand the source data and generate a Data Profile for the given source dataset</w:t>
+      </w:r>
+    </w:p>
+    <w:p>
+      <w:pPr>
+        <w:pStyle w:val="Heading2"/>
+        <w:rPr>
+          <w:b w:val="1"/>
+          <w:bCs w:val="1"/>
+          <w:sz w:val="20"/>
+          <w:szCs w:val="20"/>
+        </w:rPr>
+      </w:pPr>
+      <w:r>
+        <w:rPr>
+          <w:b w:val="1"/>
+          <w:bCs w:val="1"/>
+          <w:sz w:val="20"/>
+          <w:szCs w:val="20"/>
+        </w:rPr>
+        <w:t>Accident</w:t>
+      </w:r>
+      <w:r>
+        <w:rPr>
+          <w:b w:val="1"/>
+          <w:bCs w:val="1"/>
+          <w:sz w:val="20"/>
+          <w:szCs w:val="20"/>
+        </w:rPr>
+        <w:t>.csv</w:t>
+      </w:r>
+    </w:p>
+    <w:p>
+      <w:pPr>
+        <w:pStyle w:val="Heading2"/>
+        <w:tabs>
+          <w:tab w:val="clear" w:leader="none" w:pos="990"/>
+        </w:tabs>
+        <w:ind w:left="990" w:hanging="360"/>
         <w:rPr>
           <w:rFonts w:ascii="Cambria" w:hAnsi="Cambria"/>
-          <w:sz w:val="20"/>
-          <w:szCs w:val="20"/>
-        </w:rPr>
-      </w:pPr>
-      <w:r>
+          <w:b w:val="1"/>
+          <w:bCs w:val="1"/>
+          <w:sz w:val="20"/>
+          <w:szCs w:val="20"/>
+        </w:rPr>
+      </w:pPr>
+      <w:r>
+        <w:rPr>
+          <w:b w:val="1"/>
+          <w:bCs w:val="1"/>
+          <w:sz w:val="20"/>
+          <w:szCs w:val="20"/>
+        </w:rPr>
+        <w:t>Format</w:t>
+      </w:r>
+      <w:r>
+        <w:rPr>
+          <w:b w:val="1"/>
+          <w:bCs w:val="1"/>
+          <w:sz w:val="20"/>
+          <w:szCs w:val="20"/>
+        </w:rPr>
+        <w:t>s and Data Types</w:t>
+      </w:r>
+    </w:p>
+    <w:p>
+      <w:pPr>
+        <w:pStyle w:val="Heading2"/>
+        <w:numPr>
+          <w:ilvl w:val="0"/>
+          <w:numId w:val="0"/>
+        </w:numPr>
+        <w:tabs>
+          <w:tab w:val="clear" w:leader="none" w:pos="990"/>
+        </w:tabs>
+        <w:ind w:left="630" w:hanging="0"/>
         <w:rPr>
           <w:rFonts w:ascii="Cambria" w:hAnsi="Cambria"/>
           <w:sz w:val="20"/>
           <w:szCs w:val="20"/>
         </w:rPr>
+      </w:pPr>
+      <w:r>
+        <w:rPr>
+          <w:rFonts w:ascii="Cambria" w:hAnsi="Cambria"/>
+          <w:sz w:val="20"/>
+          <w:szCs w:val="20"/>
+        </w:rPr>
         <w:t>ACCIDENT_DATE</w:t>
       </w:r>
       <w:r>
@@ -228,7 +278,7 @@
     <w:p>
       <w:pPr>
         <w:pStyle w:val="ListParagraph"/>
-        <w:ind w:left="1800"/>
+        <w:ind w:left="0"/>
         <w:jc w:val="center"/>
         <w:rPr>
           <w:rFonts w:ascii="Cambria" w:hAnsi="Cambria"/>
@@ -237,29 +287,23 @@
         </w:rPr>
       </w:pPr>
       <w:r>
-        <w:rPr>
-          <w:rFonts w:ascii="Cambria" w:hAnsi="Cambria"/>
-          <w:noProof/>
-          <w:sz w:val="20"/>
-          <w:szCs w:val="20"/>
-        </w:rPr>
         <w:drawing>
-          <wp:inline distT="0" distB="0" distL="0" distR="0" wp14:anchorId="54AD8B81" wp14:editId="31073219">
+          <wp:inline wp14:editId="50E82D31" wp14:anchorId="54AD8B81">
             <wp:extent cx="3414319" cy="4512111"/>
             <wp:effectExtent l="0" t="0" r="2540" b="0"/>
             <wp:docPr id="688107953" name="Picture 3"/>
             <wp:cNvGraphicFramePr>
-              <a:graphicFrameLocks xmlns:a="http://schemas.openxmlformats.org/drawingml/2006/main" noChangeAspect="1"/>
+              <a:graphicFrameLocks noChangeAspect="1"/>
             </wp:cNvGraphicFramePr>
-            <a:graphic xmlns:a="http://schemas.openxmlformats.org/drawingml/2006/main">
-              <a:graphicData uri="http://schemas.openxmlformats.org/drawingml/2006/picture">
+            <a:graphic>
+              <a:graphicData xmlns:a="http://schemas.openxmlformats.org/drawingml/2006/main" uri="http://schemas.openxmlformats.org/drawingml/2006/picture">
                 <pic:pic xmlns:pic="http://schemas.openxmlformats.org/drawingml/2006/picture">
                   <pic:nvPicPr>
                     <pic:cNvPr id="688107953" name="Picture 688107953"/>
                     <pic:cNvPicPr/>
                   </pic:nvPicPr>
                   <pic:blipFill>
-                    <a:blip r:embed="rId7">
+                    <a:blip xmlns:r="http://schemas.openxmlformats.org/officeDocument/2006/relationships" r:embed="rId7">
                       <a:extLst>
                         <a:ext uri="{28A0092B-C50C-407E-A947-70E740481C1C}">
                           <a14:useLocalDpi xmlns:a14="http://schemas.microsoft.com/office/drawing/2010/main" val="0"/>
@@ -288,14 +332,31 @@
     </w:p>
     <w:p>
       <w:pPr>
+        <w:pStyle w:val="ListParagraph"/>
+        <w:ind w:left="0"/>
+        <w:jc w:val="center"/>
+        <w:rPr>
+          <w:rFonts w:ascii="Cambria" w:hAnsi="Cambria"/>
+          <w:sz w:val="20"/>
+          <w:szCs w:val="20"/>
+        </w:rPr>
+      </w:pPr>
+    </w:p>
+    <w:p>
+      <w:pPr>
         <w:pStyle w:val="Heading2"/>
-        <w:rPr>
-          <w:sz w:val="20"/>
-          <w:szCs w:val="20"/>
-        </w:rPr>
-      </w:pPr>
-      <w:r>
-        <w:rPr>
+        <w:ind w:left="990"/>
+        <w:rPr>
+          <w:b w:val="1"/>
+          <w:bCs w:val="1"/>
+          <w:sz w:val="20"/>
+          <w:szCs w:val="20"/>
+        </w:rPr>
+      </w:pPr>
+      <w:r>
+        <w:rPr>
+          <w:b w:val="1"/>
+          <w:bCs w:val="1"/>
           <w:sz w:val="20"/>
           <w:szCs w:val="20"/>
         </w:rPr>
@@ -985,7 +1046,7 @@
       </w:r>
       <w:r>
         <w:drawing>
-          <wp:inline wp14:editId="31EA094D" wp14:anchorId="6A3BA60A">
+          <wp:inline wp14:editId="13BD9A67" wp14:anchorId="6A3BA60A">
             <wp:extent cx="3905250" cy="2638155"/>
             <wp:effectExtent l="0" t="0" r="0" b="0"/>
             <wp:docPr id="2097225429" name="drawing"/>
@@ -1049,7 +1110,7 @@
       </w:pPr>
       <w:r>
         <w:drawing>
-          <wp:inline wp14:editId="0F6D135F" wp14:anchorId="28734F78">
+          <wp:inline wp14:editId="4BA005F0" wp14:anchorId="28734F78">
             <wp:extent cx="4133850" cy="1341266"/>
             <wp:effectExtent l="0" t="0" r="0" b="0"/>
             <wp:docPr id="197282072" name="drawing"/>
@@ -1171,7 +1232,7 @@
       </w:pPr>
       <w:r>
         <w:drawing>
-          <wp:inline wp14:editId="17DA5244" wp14:anchorId="303060A4">
+          <wp:inline wp14:editId="58C70DFD" wp14:anchorId="303060A4">
             <wp:extent cx="3414950" cy="2966063"/>
             <wp:effectExtent l="0" t="0" r="0" b="0"/>
             <wp:docPr id="671009313" name="drawing"/>

--- a/docs/IFN655-A1-Report.docx
+++ b/docs/IFN655-A1-Report.docx
@@ -1,23 +1,13 @@
 
 <file path=word/document.xml><?xml version="1.0" encoding="utf-8"?>
-<w:document xmlns:wpc="http://schemas.microsoft.com/office/word/2010/wordprocessingCanvas" xmlns:cx="http://schemas.microsoft.com/office/drawing/2014/chartex" xmlns:cx1="http://schemas.microsoft.com/office/drawing/2015/9/8/chartex" xmlns:cx2="http://schemas.microsoft.com/office/drawing/2015/10/21/chartex" xmlns:cx3="http://schemas.microsoft.com/office/drawing/2016/5/9/chartex" xmlns:cx4="http://schemas.microsoft.com/office/drawing/2016/5/10/chartex" xmlns:cx5="http://schemas.microsoft.com/office/drawing/2016/5/11/chartex" xmlns:cx6="http://schemas.microsoft.com/office/drawing/2016/5/12/chartex" xmlns:cx7="http://schemas.microsoft.com/office/drawing/2016/5/13/chartex" xmlns:cx8="http://schemas.microsoft.com/office/drawing/2016/5/14/chartex" xmlns:mc="http://schemas.openxmlformats.org/markup-compatibility/2006" xmlns:m="http://schemas.openxmlformats.org/officeDocument/2006/math" xmlns:aink="http://schemas.microsoft.com/office/drawing/2016/ink" xmlns:am3d="http://schemas.microsoft.com/office/drawing/2017/model3d" xmlns:oel="http://schemas.microsoft.com/office/2019/extlst" xmlns:r="http://schemas.openxmlformats.org/officeDocument/2006/relationships" xmlns:wp14="http://schemas.microsoft.com/office/word/2010/wordprocessingDrawing" xmlns:wp="http://schemas.openxmlformats.org/drawingml/2006/wordprocessingDrawing" xmlns:wpg="http://schemas.microsoft.com/office/word/2010/wordprocessingGroup" xmlns:wpi="http://schemas.microsoft.com/office/word/2010/wordprocessingInk" xmlns:wps="http://schemas.microsoft.com/office/word/2010/wordprocessingShape" xmlns:o="urn:schemas-microsoft-com:office:office" xmlns:v="urn:schemas-microsoft-com:vml" xmlns:w10="urn:schemas-microsoft-com:office:word" xmlns:w="http://schemas.openxmlformats.org/wordprocessingml/2006/main" xmlns:w14="http://schemas.microsoft.com/office/word/2010/wordml" xmlns:w15="http://schemas.microsoft.com/office/word/2012/wordml" xmlns:w16cex="http://schemas.microsoft.com/office/word/2018/wordml/cex" xmlns:w16cid="http://schemas.microsoft.com/office/word/2016/wordml/cid" xmlns:w16="http://schemas.microsoft.com/office/word/2018/wordml" xmlns:w16sdtdh="http://schemas.microsoft.com/office/word/2020/wordml/sdtdatahash" xmlns:w16sdtfl="http://schemas.microsoft.com/office/word/2024/wordml/sdtformatlock" xmlns:w16se="http://schemas.microsoft.com/office/word/2015/wordml/symex" xmlns:w16du="http://schemas.microsoft.com/office/word/2023/wordml/word16du" xmlns:wne="http://schemas.microsoft.com/office/word/2006/wordml" xmlns:a="http://schemas.openxmlformats.org/drawingml/2006/main" xmlns:pic="http://schemas.openxmlformats.org/drawingml/2006/picture" xmlns:a14="http://schemas.microsoft.com/office/drawing/2010/main" mc:Ignorable="w14 w15 w16se w16cid w16 w16cex w16sdtdh w16sdtfl w16du wp14">
+<w:document xmlns:wpc="http://schemas.microsoft.com/office/word/2010/wordprocessingCanvas" xmlns:cx="http://schemas.microsoft.com/office/drawing/2014/chartex" xmlns:cx1="http://schemas.microsoft.com/office/drawing/2015/9/8/chartex" xmlns:cx2="http://schemas.microsoft.com/office/drawing/2015/10/21/chartex" xmlns:cx3="http://schemas.microsoft.com/office/drawing/2016/5/9/chartex" xmlns:cx4="http://schemas.microsoft.com/office/drawing/2016/5/10/chartex" xmlns:cx5="http://schemas.microsoft.com/office/drawing/2016/5/11/chartex" xmlns:cx6="http://schemas.microsoft.com/office/drawing/2016/5/12/chartex" xmlns:cx7="http://schemas.microsoft.com/office/drawing/2016/5/13/chartex" xmlns:cx8="http://schemas.microsoft.com/office/drawing/2016/5/14/chartex" xmlns:mc="http://schemas.openxmlformats.org/markup-compatibility/2006" xmlns:aink="http://schemas.microsoft.com/office/drawing/2016/ink" xmlns:am3d="http://schemas.microsoft.com/office/drawing/2017/model3d" xmlns:o="urn:schemas-microsoft-com:office:office" xmlns:oel="http://schemas.microsoft.com/office/2019/extlst" xmlns:r="http://schemas.openxmlformats.org/officeDocument/2006/relationships" xmlns:m="http://schemas.openxmlformats.org/officeDocument/2006/math" xmlns:v="urn:schemas-microsoft-com:vml" xmlns:wp14="http://schemas.microsoft.com/office/word/2010/wordprocessingDrawing" xmlns:wp="http://schemas.openxmlformats.org/drawingml/2006/wordprocessingDrawing" xmlns:w10="urn:schemas-microsoft-com:office:word" xmlns:w="http://schemas.openxmlformats.org/wordprocessingml/2006/main" xmlns:w14="http://schemas.microsoft.com/office/word/2010/wordml" xmlns:w15="http://schemas.microsoft.com/office/word/2012/wordml" xmlns:w16cex="http://schemas.microsoft.com/office/word/2018/wordml/cex" xmlns:w16cid="http://schemas.microsoft.com/office/word/2016/wordml/cid" xmlns:w16="http://schemas.microsoft.com/office/word/2018/wordml" xmlns:w16du="http://schemas.microsoft.com/office/word/2023/wordml/word16du" xmlns:w16sdtdh="http://schemas.microsoft.com/office/word/2020/wordml/sdtdatahash" xmlns:w16sdtfl="http://schemas.microsoft.com/office/word/2024/wordml/sdtformatlock" xmlns:w16se="http://schemas.microsoft.com/office/word/2015/wordml/symex" xmlns:wpg="http://schemas.microsoft.com/office/word/2010/wordprocessingGroup" xmlns:wpi="http://schemas.microsoft.com/office/word/2010/wordprocessingInk" xmlns:wne="http://schemas.microsoft.com/office/word/2006/wordml" xmlns:wps="http://schemas.microsoft.com/office/word/2010/wordprocessingShape" xmlns:a="http://schemas.openxmlformats.org/drawingml/2006/main" xmlns:pic="http://schemas.openxmlformats.org/drawingml/2006/picture" xmlns:a14="http://schemas.microsoft.com/office/drawing/2010/main" xmlns:a16="http://schemas.microsoft.com/office/drawing/2014/main" mc:Ignorable="w14 w15 w16se w16cid w16 w16cex w16sdtdh w16sdtfl w16du wp14">
   <w:body>
     <w:p>
       <w:pPr>
         <w:spacing w:before="0" w:after="0"/>
         <w:ind w:left="0"/>
-        <w:rPr>
-          <w:rFonts w:ascii="Cambria" w:hAnsi="Cambria"/>
-          <w:sz w:val="20"/>
-          <w:szCs w:val="20"/>
-        </w:rPr>
-      </w:pPr>
-      <w:r>
-        <w:rPr>
-          <w:rFonts w:ascii="Cambria" w:hAnsi="Cambria"/>
-          <w:sz w:val="20"/>
-          <w:szCs w:val="20"/>
-        </w:rPr>
+      </w:pPr>
+      <w:r>
         <w:t>Design and Development of BI Solution</w:t>
       </w:r>
     </w:p>
@@ -25,29 +15,14 @@
       <w:pPr>
         <w:spacing w:before="0" w:after="0"/>
         <w:ind w:left="0"/>
-        <w:rPr>
-          <w:rFonts w:ascii="Cambria" w:hAnsi="Cambria"/>
-          <w:sz w:val="20"/>
-          <w:szCs w:val="20"/>
-        </w:rPr>
       </w:pPr>
     </w:p>
     <w:p>
       <w:pPr>
         <w:spacing w:before="0" w:after="0"/>
         <w:ind w:left="0"/>
-        <w:rPr>
-          <w:rFonts w:ascii="Cambria" w:hAnsi="Cambria"/>
-          <w:sz w:val="20"/>
-          <w:szCs w:val="20"/>
-        </w:rPr>
-      </w:pPr>
-      <w:r>
-        <w:rPr>
-          <w:rFonts w:ascii="Cambria" w:hAnsi="Cambria"/>
-          <w:sz w:val="20"/>
-          <w:szCs w:val="20"/>
-        </w:rPr>
+      </w:pPr>
+      <w:r>
         <w:t>Group #</w:t>
       </w:r>
     </w:p>
@@ -55,18 +30,8 @@
       <w:pPr>
         <w:spacing w:before="0" w:after="0"/>
         <w:ind w:left="0"/>
-        <w:rPr>
-          <w:rFonts w:ascii="Cambria" w:hAnsi="Cambria"/>
-          <w:sz w:val="20"/>
-          <w:szCs w:val="20"/>
-        </w:rPr>
-      </w:pPr>
-      <w:r>
-        <w:rPr>
-          <w:rFonts w:ascii="Cambria" w:hAnsi="Cambria"/>
-          <w:sz w:val="20"/>
-          <w:szCs w:val="20"/>
-        </w:rPr>
+      </w:pPr>
+      <w:r>
         <w:t>Student 1, ID number</w:t>
       </w:r>
     </w:p>
@@ -74,18 +39,8 @@
       <w:pPr>
         <w:spacing w:before="0" w:after="0"/>
         <w:ind w:left="0"/>
-        <w:rPr>
-          <w:rFonts w:ascii="Cambria" w:hAnsi="Cambria"/>
-          <w:sz w:val="20"/>
-          <w:szCs w:val="20"/>
-        </w:rPr>
-      </w:pPr>
-      <w:r>
-        <w:rPr>
-          <w:rFonts w:ascii="Cambria" w:hAnsi="Cambria"/>
-          <w:sz w:val="20"/>
-          <w:szCs w:val="20"/>
-        </w:rPr>
+      </w:pPr>
+      <w:r>
         <w:t>Student 2, ID number</w:t>
       </w:r>
     </w:p>
@@ -93,47 +48,101 @@
       <w:pPr>
         <w:spacing w:before="0" w:after="0"/>
         <w:ind w:left="0"/>
-        <w:rPr>
-          <w:rFonts w:ascii="Cambria" w:hAnsi="Cambria"/>
-          <w:sz w:val="20"/>
-          <w:szCs w:val="20"/>
-        </w:rPr>
       </w:pPr>
     </w:p>
     <w:p>
       <w:pPr>
         <w:spacing w:before="0" w:after="0"/>
         <w:ind w:left="0"/>
-        <w:rPr>
-          <w:rFonts w:ascii="Cambria" w:hAnsi="Cambria"/>
-          <w:sz w:val="20"/>
-          <w:szCs w:val="20"/>
-        </w:rPr>
-      </w:pPr>
-      <w:r>
-        <w:rPr>
-          <w:rFonts w:ascii="Cambria" w:hAnsi="Cambria"/>
-          <w:sz w:val="20"/>
-          <w:szCs w:val="20"/>
-        </w:rPr>
+      </w:pPr>
+      <w:r>
         <w:t>Mon 5-7PM</w:t>
       </w:r>
     </w:p>
     <w:p>
       <w:pPr>
         <w:pBdr>
-          <w:bottom w:val="single" w:color="FF000000" w:sz="6" w:space="1"/>
+          <w:bottom w:val="single" w:color="auto" w:sz="6" w:space="1"/>
         </w:pBdr>
         <w:spacing w:before="0" w:after="0"/>
         <w:ind w:left="0"/>
         <w:rPr>
-          <w:rFonts w:ascii="Cambria" w:hAnsi="Cambria"/>
-          <w:b w:val="1"/>
-          <w:bCs w:val="1"/>
-          <w:sz w:val="20"/>
-          <w:szCs w:val="20"/>
+          <w:b/>
+          <w:bCs/>
         </w:rPr>
       </w:pPr>
+    </w:p>
+    <w:p>
+      <w:pPr>
+        <w:pStyle w:val="Heading1"/>
+        <w:rPr/>
+      </w:pPr>
+      <w:r>
+        <w:rPr/>
+        <w:t>U</w:t>
+      </w:r>
+      <w:r>
+        <w:rPr/>
+        <w:t>nderstand the source data and generate a Data Profile for the given source dataset</w:t>
+      </w:r>
+    </w:p>
+    <w:p>
+      <w:pPr>
+        <w:pStyle w:val="Heading2"/>
+        <w:rPr/>
+      </w:pPr>
+      <w:r>
+        <w:rPr/>
+        <w:t>Accident Profiling</w:t>
+      </w:r>
+    </w:p>
+    <w:p>
+      <w:pPr>
+        <w:pStyle w:val="Heading2"/>
+        <w:numPr>
+          <w:ilvl w:val="0"/>
+          <w:numId w:val="0"/>
+        </w:numPr>
+        <w:ind w:left="720"/>
+      </w:pPr>
+    </w:p>
+    <w:p>
+      <w:pPr>
+        <w:pStyle w:val="Heading2"/>
+        <w:numPr>
+          <w:ilvl w:val="0"/>
+          <w:numId w:val="0"/>
+        </w:numPr>
+        <w:ind w:left="720"/>
+      </w:pPr>
+    </w:p>
+    <w:p>
+      <w:pPr>
+        <w:pStyle w:val="Heading2"/>
+        <w:numPr>
+          <w:ilvl w:val="0"/>
+          <w:numId w:val="0"/>
+        </w:numPr>
+        <w:ind w:left="720"/>
+      </w:pPr>
+    </w:p>
+    <w:p>
+      <w:pPr>
+        <w:pStyle w:val="Heading2"/>
+        <w:rPr/>
+      </w:pPr>
+      <w:r>
+        <w:rPr/>
+        <w:t xml:space="preserve">Vehicle </w:t>
+      </w:r>
+      <w:r>
+        <w:rPr/>
+        <w:t>P</w:t>
+      </w:r>
+      <w:r>
+        <w:rPr/>
+        <w:t>rofiling</w:t>
+      </w:r>
     </w:p>
     <w:p>
       <w:pPr>
@@ -143,155 +152,24 @@
           <w:numId w:val="0"/>
         </w:numPr>
         <w:ind w:left="0"/>
-        <w:rPr>
-          <w:b w:val="1"/>
-          <w:bCs w:val="1"/>
-          <w:sz w:val="20"/>
-          <w:szCs w:val="20"/>
-        </w:rPr>
-      </w:pPr>
-      <w:r>
-        <w:rPr>
-          <w:b w:val="1"/>
-          <w:bCs w:val="1"/>
-          <w:sz w:val="20"/>
-          <w:szCs w:val="20"/>
-        </w:rPr>
-        <w:t xml:space="preserve">Task 1. </w:t>
-      </w:r>
-      <w:r>
-        <w:rPr>
-          <w:b w:val="1"/>
-          <w:bCs w:val="1"/>
-          <w:sz w:val="20"/>
-          <w:szCs w:val="20"/>
-        </w:rPr>
-        <w:t>U</w:t>
-      </w:r>
-      <w:r>
-        <w:rPr>
-          <w:b w:val="1"/>
-          <w:bCs w:val="1"/>
-          <w:sz w:val="20"/>
-          <w:szCs w:val="20"/>
-        </w:rPr>
-        <w:t>nderstand the source data and generate a Data Profile for the given source dataset</w:t>
-      </w:r>
-    </w:p>
-    <w:p>
-      <w:pPr>
-        <w:pStyle w:val="Heading2"/>
-        <w:rPr>
-          <w:b w:val="1"/>
-          <w:bCs w:val="1"/>
-          <w:sz w:val="20"/>
-          <w:szCs w:val="20"/>
-        </w:rPr>
-      </w:pPr>
-      <w:r>
-        <w:rPr>
-          <w:b w:val="1"/>
-          <w:bCs w:val="1"/>
-          <w:sz w:val="20"/>
-          <w:szCs w:val="20"/>
-        </w:rPr>
-        <w:t>Accident</w:t>
-      </w:r>
-      <w:r>
-        <w:rPr>
-          <w:b w:val="1"/>
-          <w:bCs w:val="1"/>
-          <w:sz w:val="20"/>
-          <w:szCs w:val="20"/>
-        </w:rPr>
-        <w:t>.csv</w:t>
-      </w:r>
-    </w:p>
-    <w:p>
-      <w:pPr>
-        <w:pStyle w:val="Heading2"/>
-        <w:tabs>
-          <w:tab w:val="clear" w:leader="none" w:pos="990"/>
-        </w:tabs>
-        <w:ind w:left="990" w:hanging="360"/>
-        <w:rPr>
-          <w:rFonts w:ascii="Cambria" w:hAnsi="Cambria"/>
-          <w:b w:val="1"/>
-          <w:bCs w:val="1"/>
-          <w:sz w:val="20"/>
-          <w:szCs w:val="20"/>
-        </w:rPr>
-      </w:pPr>
-      <w:r>
-        <w:rPr>
-          <w:b w:val="1"/>
-          <w:bCs w:val="1"/>
-          <w:sz w:val="20"/>
-          <w:szCs w:val="20"/>
-        </w:rPr>
-        <w:t>Format</w:t>
-      </w:r>
-      <w:r>
-        <w:rPr>
-          <w:b w:val="1"/>
-          <w:bCs w:val="1"/>
-          <w:sz w:val="20"/>
-          <w:szCs w:val="20"/>
-        </w:rPr>
-        <w:t>s and Data Types</w:t>
-      </w:r>
-    </w:p>
-    <w:p>
-      <w:pPr>
-        <w:pStyle w:val="Heading2"/>
+      </w:pPr>
+    </w:p>
+    <w:p>
+      <w:pPr>
+        <w:pStyle w:val="Heading1"/>
         <w:numPr>
           <w:ilvl w:val="0"/>
           <w:numId w:val="0"/>
         </w:numPr>
-        <w:tabs>
-          <w:tab w:val="clear" w:leader="none" w:pos="990"/>
-        </w:tabs>
-        <w:ind w:left="630" w:hanging="0"/>
-        <w:rPr>
-          <w:rFonts w:ascii="Cambria" w:hAnsi="Cambria"/>
-          <w:sz w:val="20"/>
-          <w:szCs w:val="20"/>
-        </w:rPr>
-      </w:pPr>
-      <w:r>
-        <w:rPr>
-          <w:rFonts w:ascii="Cambria" w:hAnsi="Cambria"/>
-          <w:sz w:val="20"/>
-          <w:szCs w:val="20"/>
-        </w:rPr>
-        <w:t>ACCIDENT_DATE</w:t>
-      </w:r>
-      <w:r>
-        <w:rPr>
-          <w:rFonts w:ascii="Cambria" w:hAnsi="Cambria"/>
-          <w:sz w:val="20"/>
-          <w:szCs w:val="20"/>
-        </w:rPr>
-        <w:t xml:space="preserve"> and ACCIDENT_TIME were loaded as plain text (strings) rather than valid datetime objects, preventing immediate time-series analysis.</w:t>
-      </w:r>
-    </w:p>
-    <w:p>
-      <w:pPr>
-        <w:pStyle w:val="ListParagraph"/>
         <w:ind w:left="0"/>
         <w:jc w:val="center"/>
-        <w:rPr>
-          <w:rFonts w:ascii="Cambria" w:hAnsi="Cambria"/>
-          <w:sz w:val="20"/>
-          <w:szCs w:val="20"/>
-        </w:rPr>
       </w:pPr>
       <w:r>
         <w:drawing>
-          <wp:inline wp14:editId="50E82D31" wp14:anchorId="54AD8B81">
-            <wp:extent cx="3414319" cy="4512111"/>
-            <wp:effectExtent l="0" t="0" r="2540" b="0"/>
-            <wp:docPr id="688107953" name="Picture 3"/>
+          <wp:inline wp14:editId="6D6D2572" wp14:anchorId="70FAFFD5">
+            <wp:extent cx="2268693" cy="4514850"/>
+            <wp:effectExtent l="0" t="0" r="0" b="0"/>
+            <wp:docPr id="2098079247" name="drawing"/>
             <wp:cNvGraphicFramePr>
               <a:graphicFrameLocks noChangeAspect="1"/>
             </wp:cNvGraphicFramePr>
@@ -299,14 +177,239 @@
               <a:graphicData xmlns:a="http://schemas.openxmlformats.org/drawingml/2006/main" uri="http://schemas.openxmlformats.org/drawingml/2006/picture">
                 <pic:pic xmlns:pic="http://schemas.openxmlformats.org/drawingml/2006/picture">
                   <pic:nvPicPr>
-                    <pic:cNvPr id="688107953" name="Picture 688107953"/>
+                    <pic:cNvPr id="2098079247" name="Picture 2098079247"/>
                     <pic:cNvPicPr/>
                   </pic:nvPicPr>
                   <pic:blipFill>
-                    <a:blip xmlns:r="http://schemas.openxmlformats.org/officeDocument/2006/relationships" r:embed="rId7">
+                    <a:blip xmlns:r="http://schemas.openxmlformats.org/officeDocument/2006/relationships" r:embed="rId765822303">
                       <a:extLst>
                         <a:ext uri="{28A0092B-C50C-407E-A947-70E740481C1C}">
-                          <a14:useLocalDpi xmlns:a14="http://schemas.microsoft.com/office/drawing/2010/main" val="0"/>
+                          <a14:useLocalDpi xmlns:a14="http://schemas.microsoft.com/office/drawing/2010/main"/>
+                        </a:ext>
+                      </a:extLst>
+                    </a:blip>
+                    <a:stretch>
+                      <a:fillRect/>
+                    </a:stretch>
+                  </pic:blipFill>
+                  <pic:spPr>
+                    <a:xfrm rot="0">
+                      <a:off x="0" y="0"/>
+                      <a:ext cx="2268693" cy="4514850"/>
+                    </a:xfrm>
+                    <a:prstGeom prst="rect">
+                      <a:avLst/>
+                    </a:prstGeom>
+                  </pic:spPr>
+                </pic:pic>
+              </a:graphicData>
+            </a:graphic>
+          </wp:inline>
+        </w:drawing>
+      </w:r>
+    </w:p>
+    <w:p>
+      <w:pPr>
+        <w:pStyle w:val="Normal"/>
+      </w:pPr>
+      <w:r>
+        <w:rPr/>
+        <w:t xml:space="preserve">The vehicle.csv contains 36 columns containing data on the accident number, how the vehicle was involved in the accident, what happened to the car as a </w:t>
+      </w:r>
+      <w:r>
+        <w:rPr/>
+        <w:t>result</w:t>
+      </w:r>
+      <w:r>
+        <w:rPr/>
+        <w:t xml:space="preserve"> of the </w:t>
+      </w:r>
+      <w:r>
+        <w:rPr/>
+        <w:t>accident</w:t>
+      </w:r>
+      <w:r>
+        <w:rPr/>
+        <w:t xml:space="preserve"> and </w:t>
+      </w:r>
+      <w:r>
+        <w:rPr/>
+        <w:t>descriptive information on the car such as make, model, weight, number of seats, colour of vehicle</w:t>
+      </w:r>
+      <w:r>
+        <w:rPr/>
+        <w:t xml:space="preserve">, the year the car was made, number of wheels and the fuel type. </w:t>
+      </w:r>
+      <w:r>
+        <w:rPr/>
+        <w:t xml:space="preserve">A lot of the numerical datasets are set as a float instead </w:t>
+      </w:r>
+      <w:r>
+        <w:rPr/>
+        <w:t>of</w:t>
+      </w:r>
+      <w:r>
+        <w:rPr/>
+        <w:t xml:space="preserve"> an integer which should be converted at some point. </w:t>
+      </w:r>
+    </w:p>
+    <w:p>
+      <w:pPr>
+        <w:pStyle w:val="Normal"/>
+      </w:pPr>
+      <w:r>
+        <w:rPr/>
+        <w:t xml:space="preserve">The percentage of missing values highlights that there is a lot of information missing from the </w:t>
+      </w:r>
+      <w:r>
+        <w:rPr/>
+        <w:t>descriptive information of the vehicles.</w:t>
+      </w:r>
+      <w:r>
+        <w:rPr/>
+        <w:t xml:space="preserve"> Vehicle Power is missing completely and </w:t>
+      </w:r>
+      <w:r>
+        <w:rPr/>
+        <w:t>isn’t</w:t>
+      </w:r>
+      <w:r>
+        <w:rPr/>
+        <w:t xml:space="preserve"> </w:t>
+      </w:r>
+      <w:r>
+        <w:rPr/>
+        <w:t>required</w:t>
+      </w:r>
+      <w:r>
+        <w:rPr/>
+        <w:t xml:space="preserve">. Both carry and cubic capacity and vehicle weight have a </w:t>
+      </w:r>
+      <w:r>
+        <w:rPr/>
+        <w:t xml:space="preserve">lot of missing values. </w:t>
+      </w:r>
+    </w:p>
+    <w:p>
+      <w:pPr>
+        <w:pStyle w:val="Heading1"/>
+        <w:numPr>
+          <w:ilvl w:val="0"/>
+          <w:numId w:val="0"/>
+        </w:numPr>
+        <w:ind w:left="0"/>
+      </w:pPr>
+      <w:r>
+        <w:drawing>
+          <wp:inline wp14:editId="5BADC3A1" wp14:anchorId="693E51CE">
+            <wp:extent cx="2699503" cy="4210638"/>
+            <wp:effectExtent l="0" t="0" r="0" b="0"/>
+            <wp:docPr id="1644034379" name="drawing"/>
+            <wp:cNvGraphicFramePr>
+              <a:graphicFrameLocks noChangeAspect="1"/>
+            </wp:cNvGraphicFramePr>
+            <a:graphic>
+              <a:graphicData xmlns:a="http://schemas.openxmlformats.org/drawingml/2006/main" uri="http://schemas.openxmlformats.org/drawingml/2006/picture">
+                <pic:pic xmlns:pic="http://schemas.openxmlformats.org/drawingml/2006/picture">
+                  <pic:nvPicPr>
+                    <pic:cNvPr id="1644034379" name="Picture 1644034379"/>
+                    <pic:cNvPicPr/>
+                  </pic:nvPicPr>
+                  <pic:blipFill>
+                    <a:blip xmlns:r="http://schemas.openxmlformats.org/officeDocument/2006/relationships" r:embed="rId856368748">
+                      <a:extLst>
+                        <a:ext uri="{28A0092B-C50C-407E-A947-70E740481C1C}">
+                          <a14:useLocalDpi xmlns:a14="http://schemas.microsoft.com/office/drawing/2010/main"/>
+                        </a:ext>
+                      </a:extLst>
+                    </a:blip>
+                    <a:stretch>
+                      <a:fillRect/>
+                    </a:stretch>
+                  </pic:blipFill>
+                  <pic:spPr>
+                    <a:xfrm rot="0">
+                      <a:off x="0" y="0"/>
+                      <a:ext cx="2699503" cy="4210638"/>
+                    </a:xfrm>
+                    <a:prstGeom prst="rect">
+                      <a:avLst/>
+                    </a:prstGeom>
+                  </pic:spPr>
+                </pic:pic>
+              </a:graphicData>
+            </a:graphic>
+          </wp:inline>
+        </w:drawing>
+      </w:r>
+    </w:p>
+    <w:p>
+      <w:pPr>
+        <w:pStyle w:val="Heading1"/>
+        <w:numPr>
+          <w:ilvl w:val="0"/>
+          <w:numId w:val="0"/>
+        </w:numPr>
+        <w:ind w:left="0"/>
+      </w:pPr>
+    </w:p>
+    <w:p>
+      <w:pPr>
+        <w:pStyle w:val="Heading1"/>
+        <w:numPr>
+          <w:ilvl w:val="0"/>
+          <w:numId w:val="0"/>
+        </w:numPr>
+      </w:pPr>
+    </w:p>
+    <w:p>
+      <w:pPr>
+        <w:pStyle w:val="Heading1"/>
+        <w:numPr>
+          <w:ilvl w:val="0"/>
+          <w:numId w:val="0"/>
+        </w:numPr>
+      </w:pPr>
+    </w:p>
+    <w:p>
+      <w:pPr>
+        <w:pStyle w:val="Heading1"/>
+        <w:numPr>
+          <w:ilvl w:val="0"/>
+          <w:numId w:val="0"/>
+        </w:numPr>
+      </w:pPr>
+    </w:p>
+    <w:p>
+      <w:pPr>
+        <w:pStyle w:val="Heading1"/>
+        <w:numPr>
+          <w:ilvl w:val="0"/>
+          <w:numId w:val="0"/>
+        </w:numPr>
+        <w:ind w:left="900"/>
+      </w:pPr>
+      <w:r>
+        <w:drawing>
+          <wp:inline wp14:editId="5984A971" wp14:anchorId="666C4DB9">
+            <wp:extent cx="2000529" cy="1857634"/>
+            <wp:effectExtent l="0" t="0" r="0" b="0"/>
+            <wp:docPr id="1676424597" name="drawing"/>
+            <wp:cNvGraphicFramePr>
+              <a:graphicFrameLocks noChangeAspect="1"/>
+            </wp:cNvGraphicFramePr>
+            <a:graphic>
+              <a:graphicData xmlns:a="http://schemas.openxmlformats.org/drawingml/2006/main" uri="http://schemas.openxmlformats.org/drawingml/2006/picture">
+                <pic:pic xmlns:pic="http://schemas.openxmlformats.org/drawingml/2006/picture">
+                  <pic:nvPicPr>
+                    <pic:cNvPr id="1676424597" name="Picture 1676424597"/>
+                    <pic:cNvPicPr/>
+                  </pic:nvPicPr>
+                  <pic:blipFill>
+                    <a:blip xmlns:r="http://schemas.openxmlformats.org/officeDocument/2006/relationships" r:embed="rId1988684219">
+                      <a:extLst>
+                        <a:ext uri="{28A0092B-C50C-407E-A947-70E740481C1C}">
+                          <a14:useLocalDpi xmlns:a14="http://schemas.microsoft.com/office/drawing/2010/main"/>
                         </a:ext>
                       </a:extLst>
                     </a:blip>
@@ -317,7 +420,7 @@
                   <pic:spPr>
                     <a:xfrm>
                       <a:off x="0" y="0"/>
-                      <a:ext cx="3445486" cy="4553299"/>
+                      <a:ext cx="2000529" cy="1857634"/>
                     </a:xfrm>
                     <a:prstGeom prst="rect">
                       <a:avLst/>
@@ -332,8 +435,331 @@
     </w:p>
     <w:p>
       <w:pPr>
+        <w:pStyle w:val="Normal"/>
+        <w:ind w:left="0"/>
+      </w:pPr>
+      <w:r>
+        <w:rPr/>
+        <w:t xml:space="preserve">The biggest </w:t>
+      </w:r>
+      <w:r>
+        <w:rPr/>
+        <w:t>anomaly appears</w:t>
+      </w:r>
+      <w:r>
+        <w:rPr/>
+        <w:t xml:space="preserve"> to </w:t>
+      </w:r>
+      <w:r>
+        <w:rPr/>
+        <w:t>happen in</w:t>
+      </w:r>
+      <w:r>
+        <w:rPr/>
+        <w:t xml:space="preserve"> the </w:t>
+      </w:r>
+      <w:r>
+        <w:rPr/>
+        <w:t>manufactured</w:t>
+      </w:r>
+      <w:r>
+        <w:rPr/>
+        <w:t xml:space="preserve"> year</w:t>
+      </w:r>
+      <w:r>
+        <w:rPr/>
+        <w:t xml:space="preserve"> where it shows that maximum values </w:t>
+      </w:r>
+      <w:r>
+        <w:rPr/>
+        <w:t>is</w:t>
+      </w:r>
+      <w:r>
+        <w:rPr/>
+        <w:t xml:space="preserve"> 3001</w:t>
+      </w:r>
+      <w:r>
+        <w:rPr/>
+        <w:t xml:space="preserve">, an impossible figure as this dataset should be no more than 2026 (the year in </w:t>
+      </w:r>
+      <w:r>
+        <w:rPr/>
+        <w:t>which</w:t>
+      </w:r>
+      <w:r>
+        <w:rPr/>
+        <w:t xml:space="preserve"> this data is analysed</w:t>
+      </w:r>
+      <w:r>
+        <w:rPr/>
+        <w:t xml:space="preserve">.  </w:t>
+      </w:r>
+      <w:r>
+        <w:rPr/>
+        <w:t>It also shows that 50% of all vehicles in this dataset</w:t>
+      </w:r>
+      <w:r>
+        <w:rPr/>
+        <w:t xml:space="preserve"> are from 2008 or earlier. </w:t>
+      </w:r>
+    </w:p>
+    <w:p>
+      <w:pPr>
+        <w:pStyle w:val="Heading1"/>
+        <w:numPr>
+          <w:ilvl w:val="0"/>
+          <w:numId w:val="0"/>
+        </w:numPr>
+        <w:ind w:left="0"/>
+      </w:pPr>
+    </w:p>
+    <w:p>
+      <w:pPr>
+        <w:pStyle w:val="Heading1"/>
+        <w:numPr>
+          <w:ilvl w:val="0"/>
+          <w:numId w:val="0"/>
+        </w:numPr>
+        <w:ind w:left="0"/>
+      </w:pPr>
+    </w:p>
+    <w:p>
+      <w:pPr>
+        <w:pStyle w:val="Heading1"/>
+        <w:numPr>
+          <w:ilvl w:val="0"/>
+          <w:numId w:val="0"/>
+        </w:numPr>
+        <w:ind w:left="0"/>
+      </w:pPr>
+    </w:p>
+    <w:p>
+      <w:pPr>
+        <w:pStyle w:val="Heading1"/>
+        <w:numPr>
+          <w:ilvl w:val="0"/>
+          <w:numId w:val="0"/>
+        </w:numPr>
+        <w:ind w:left="0"/>
+      </w:pPr>
+    </w:p>
+    <w:p>
+      <w:pPr>
+        <w:pStyle w:val="Heading1"/>
+        <w:numPr>
+          <w:ilvl w:val="0"/>
+          <w:numId w:val="0"/>
+        </w:numPr>
+        <w:ind w:left="0"/>
+      </w:pPr>
+      <w:r>
+        <w:drawing>
+          <wp:inline wp14:editId="6FE1FFA2" wp14:anchorId="31B8E478">
+            <wp:extent cx="2905530" cy="3143689"/>
+            <wp:effectExtent l="0" t="0" r="0" b="0"/>
+            <wp:docPr id="658063906" name="drawing"/>
+            <wp:cNvGraphicFramePr>
+              <a:graphicFrameLocks noChangeAspect="1"/>
+            </wp:cNvGraphicFramePr>
+            <a:graphic>
+              <a:graphicData xmlns:a="http://schemas.openxmlformats.org/drawingml/2006/main" uri="http://schemas.openxmlformats.org/drawingml/2006/picture">
+                <pic:pic xmlns:pic="http://schemas.openxmlformats.org/drawingml/2006/picture">
+                  <pic:nvPicPr>
+                    <pic:cNvPr id="658063906" name="Picture 658063906"/>
+                    <pic:cNvPicPr/>
+                  </pic:nvPicPr>
+                  <pic:blipFill>
+                    <a:blip xmlns:r="http://schemas.openxmlformats.org/officeDocument/2006/relationships" r:embed="rId484560294">
+                      <a:extLst>
+                        <a:ext uri="{28A0092B-C50C-407E-A947-70E740481C1C}">
+                          <a14:useLocalDpi xmlns:a14="http://schemas.microsoft.com/office/drawing/2010/main"/>
+                        </a:ext>
+                      </a:extLst>
+                    </a:blip>
+                    <a:stretch>
+                      <a:fillRect/>
+                    </a:stretch>
+                  </pic:blipFill>
+                  <pic:spPr>
+                    <a:xfrm>
+                      <a:off x="0" y="0"/>
+                      <a:ext cx="2905530" cy="3143689"/>
+                    </a:xfrm>
+                    <a:prstGeom prst="rect">
+                      <a:avLst/>
+                    </a:prstGeom>
+                  </pic:spPr>
+                </pic:pic>
+              </a:graphicData>
+            </a:graphic>
+          </wp:inline>
+        </w:drawing>
+      </w:r>
+    </w:p>
+    <w:p>
+      <w:pPr>
+        <w:pStyle w:val="Heading1"/>
+        <w:numPr>
+          <w:ilvl w:val="0"/>
+          <w:numId w:val="0"/>
+        </w:numPr>
+        <w:ind w:left="0"/>
+      </w:pPr>
+    </w:p>
+    <w:p>
+      <w:pPr>
+        <w:pStyle w:val="Normal"/>
+        <w:suppressLineNumbers w:val="0"/>
+        <w:bidi w:val="0"/>
+        <w:spacing w:before="240" w:beforeAutospacing="off" w:after="240" w:afterAutospacing="off" w:line="259" w:lineRule="auto"/>
+        <w:ind w:left="426" w:right="0"/>
+        <w:jc w:val="both"/>
+      </w:pPr>
+      <w:r>
+        <w:rPr/>
+        <w:t xml:space="preserve">We are then able to see the top five vehicle types and vehicle makes </w:t>
+      </w:r>
+      <w:r>
+        <w:rPr/>
+        <w:t xml:space="preserve">which will help with checking work later on. </w:t>
+      </w:r>
+    </w:p>
+    <w:p>
+      <w:pPr>
+        <w:pStyle w:val="Heading1"/>
+        <w:numPr>
+          <w:ilvl w:val="0"/>
+          <w:numId w:val="0"/>
+        </w:numPr>
+        <w:ind w:left="0"/>
+      </w:pPr>
+    </w:p>
+    <w:p>
+      <w:pPr>
+        <w:pStyle w:val="Heading1"/>
+        <w:numPr>
+          <w:ilvl w:val="0"/>
+          <w:numId w:val="0"/>
+        </w:numPr>
+        <w:ind w:left="0"/>
+      </w:pPr>
+    </w:p>
+    <w:p>
+      <w:pPr>
+        <w:pStyle w:val="Heading1"/>
+        <w:numPr>
+          <w:ilvl w:val="0"/>
+          <w:numId w:val="0"/>
+        </w:numPr>
+        <w:ind w:left="0"/>
+      </w:pPr>
+    </w:p>
+    <w:p>
+      <w:pPr>
+        <w:pStyle w:val="Heading1"/>
+        <w:numPr>
+          <w:ilvl w:val="0"/>
+          <w:numId w:val="0"/>
+        </w:numPr>
+        <w:ind w:left="0"/>
+      </w:pPr>
+    </w:p>
+    <w:p>
+      <w:pPr>
+        <w:pStyle w:val="Heading1"/>
+        <w:numPr>
+          <w:ilvl w:val="0"/>
+          <w:numId w:val="0"/>
+        </w:numPr>
+        <w:ind w:left="0"/>
+      </w:pPr>
+    </w:p>
+    <w:p>
+      <w:pPr>
+        <w:pStyle w:val="Heading1"/>
+        <w:numPr>
+          <w:ilvl w:val="0"/>
+          <w:numId w:val="0"/>
+        </w:numPr>
+        <w:ind w:left="0"/>
+      </w:pPr>
+    </w:p>
+    <w:p>
+      <w:pPr>
+        <w:pStyle w:val="Heading1"/>
+        <w:numPr>
+          <w:ilvl w:val="0"/>
+          <w:numId w:val="0"/>
+        </w:numPr>
+        <w:ind w:left="0"/>
+      </w:pPr>
+    </w:p>
+    <w:p>
+      <w:pPr>
+        <w:pStyle w:val="Heading1"/>
+        <w:numPr>
+          <w:ilvl w:val="0"/>
+          <w:numId w:val="0"/>
+        </w:numPr>
+        <w:ind w:left="0"/>
+      </w:pPr>
+    </w:p>
+    <w:p>
+      <w:pPr>
+        <w:pStyle w:val="Heading1"/>
+        <w:numPr>
+          <w:ilvl w:val="0"/>
+          <w:numId w:val="0"/>
+        </w:numPr>
+        <w:ind w:left="0"/>
+      </w:pPr>
+    </w:p>
+    <w:p>
+      <w:pPr>
+        <w:pStyle w:val="Heading1"/>
+        <w:ind w:left="0"/>
+        <w:rPr/>
+      </w:pPr>
+    </w:p>
+    <w:p>
+      <w:pPr>
+        <w:pStyle w:val="Heading1"/>
+        <w:ind w:left="0"/>
+        <w:rPr/>
+      </w:pPr>
+    </w:p>
+    <w:p>
+      <w:pPr>
+        <w:pStyle w:val="Heading2"/>
+        <w:rPr/>
+      </w:pPr>
+      <w:r>
+        <w:rPr/>
+        <w:t>Accident.csv</w:t>
+      </w:r>
+    </w:p>
+    <w:p>
+      <w:pPr>
+        <w:pStyle w:val="Headerxxx"/>
+      </w:pPr>
+      <w:r>
+        <w:t>Format</w:t>
+      </w:r>
+      <w:r>
+        <w:t>s and Data Types</w:t>
+      </w:r>
+    </w:p>
+    <w:p>
+      <w:r>
+        <w:t>ACCIDENT_DATE</w:t>
+      </w:r>
+      <w:r>
+        <w:t xml:space="preserve"> and ACCIDENT_TIME were loaded as plain text (strings) rather than valid datetime objects, preventing immediate time-series analysis.</w:t>
+      </w:r>
+    </w:p>
+    <w:p>
+      <w:pPr>
         <w:pStyle w:val="ListParagraph"/>
-        <w:ind w:left="0"/>
         <w:jc w:val="center"/>
         <w:rPr>
           <w:rFonts w:ascii="Cambria" w:hAnsi="Cambria"/>
@@ -341,124 +767,21 @@
           <w:szCs w:val="20"/>
         </w:rPr>
       </w:pPr>
-    </w:p>
-    <w:p>
-      <w:pPr>
-        <w:pStyle w:val="Heading2"/>
-        <w:ind w:left="990"/>
-        <w:rPr>
-          <w:b w:val="1"/>
-          <w:bCs w:val="1"/>
-          <w:sz w:val="20"/>
-          <w:szCs w:val="20"/>
-        </w:rPr>
-      </w:pPr>
-      <w:r>
-        <w:rPr>
-          <w:b w:val="1"/>
-          <w:bCs w:val="1"/>
-          <w:sz w:val="20"/>
-          <w:szCs w:val="20"/>
-        </w:rPr>
-        <w:t>Consistency and Accuracy</w:t>
-      </w:r>
-    </w:p>
-    <w:p>
-      <w:pPr>
-        <w:pStyle w:val="Heading2"/>
-        <w:numPr>
-          <w:ilvl w:val="0"/>
-          <w:numId w:val="14"/>
-        </w:numPr>
-        <w:rPr>
-          <w:sz w:val="20"/>
-          <w:szCs w:val="20"/>
-        </w:rPr>
-      </w:pPr>
-      <w:r>
-        <w:rPr>
-          <w:sz w:val="20"/>
-          <w:szCs w:val="20"/>
-        </w:rPr>
-        <w:t>SPEED_ZONE mixes real speed limits with numeric codes</w:t>
-      </w:r>
-      <w:r>
-        <w:rPr>
-          <w:sz w:val="20"/>
-          <w:szCs w:val="20"/>
-        </w:rPr>
-        <w:t xml:space="preserve"> (777 for ‘other’, 888 for ‘off road’, and 999 for ‘unknown’). Since </w:t>
-      </w:r>
-      <w:r>
-        <w:rPr>
-          <w:i/>
-          <w:iCs/>
-          <w:sz w:val="20"/>
-          <w:szCs w:val="20"/>
-        </w:rPr>
-        <w:t xml:space="preserve">pandas </w:t>
-      </w:r>
-      <w:r>
-        <w:rPr>
-          <w:sz w:val="20"/>
-          <w:szCs w:val="20"/>
-        </w:rPr>
-        <w:t>interpreted these as integers, the mean speed zone was artificially inflated to 13</w:t>
-      </w:r>
-      <w:r>
-        <w:rPr>
-          <w:sz w:val="20"/>
-          <w:szCs w:val="20"/>
-        </w:rPr>
-        <w:t>5</w:t>
-      </w:r>
-      <w:r>
-        <w:rPr>
-          <w:sz w:val="20"/>
-          <w:szCs w:val="20"/>
-        </w:rPr>
-        <w:t>.</w:t>
-      </w:r>
-      <w:r>
-        <w:rPr>
-          <w:sz w:val="20"/>
-          <w:szCs w:val="20"/>
-        </w:rPr>
-        <w:t>77</w:t>
-      </w:r>
-      <w:r>
-        <w:rPr>
-          <w:sz w:val="20"/>
-          <w:szCs w:val="20"/>
-        </w:rPr>
-        <w:t xml:space="preserve"> km/h.</w:t>
-      </w:r>
-    </w:p>
-    <w:p>
-      <w:pPr>
-        <w:pStyle w:val="Heading2"/>
-        <w:numPr>
-          <w:ilvl w:val="0"/>
-          <w:numId w:val="0"/>
-        </w:numPr>
-        <w:ind w:left="1800"/>
-        <w:rPr>
-          <w:sz w:val="20"/>
-          <w:szCs w:val="20"/>
-        </w:rPr>
-      </w:pPr>
       <w:r>
         <w:rPr>
           <w:noProof/>
-          <w:sz w:val="20"/>
-          <w:szCs w:val="20"/>
         </w:rPr>
-        <w:lastRenderedPageBreak/>
         <w:drawing>
-          <wp:inline distT="0" distB="0" distL="0" distR="0" wp14:anchorId="7B49E427" wp14:editId="5805FF9F">
-            <wp:extent cx="2034107" cy="2449585"/>
-            <wp:effectExtent l="0" t="0" r="0" b="1905"/>
-            <wp:docPr id="1526920588" name="Picture 4"/>
+          <wp:inline distT="0" distB="0" distL="0" distR="0" wp14:anchorId="54AD8B81" wp14:editId="138B5255">
+            <wp:extent cx="2771788" cy="3662989"/>
+            <wp:effectExtent l="0" t="0" r="0" b="0"/>
+            <wp:docPr id="688107953" name="Picture 3">
+              <a:extLst xmlns:a="http://schemas.openxmlformats.org/drawingml/2006/main">
+                <a:ext uri="{FF2B5EF4-FFF2-40B4-BE49-F238E27FC236}">
+                  <a16:creationId xmlns:a16="http://schemas.microsoft.com/office/drawing/2014/main" id="{7EBA4746-C4F0-4912-9A18-95E67D8D6A86}"/>
+                </a:ext>
+              </a:extLst>
+            </wp:docPr>
             <wp:cNvGraphicFramePr>
               <a:graphicFrameLocks xmlns:a="http://schemas.openxmlformats.org/drawingml/2006/main" noChangeAspect="1"/>
             </wp:cNvGraphicFramePr>
@@ -466,11 +789,133 @@
               <a:graphicData uri="http://schemas.openxmlformats.org/drawingml/2006/picture">
                 <pic:pic xmlns:pic="http://schemas.openxmlformats.org/drawingml/2006/picture">
                   <pic:nvPicPr>
+                    <pic:cNvPr id="688107953" name="Picture 688107953"/>
+                    <pic:cNvPicPr/>
+                  </pic:nvPicPr>
+                  <pic:blipFill>
+                    <a:blip r:embed="rId7">
+                      <a:extLst>
+                        <a:ext uri="{28A0092B-C50C-407E-A947-70E740481C1C}">
+                          <a14:useLocalDpi xmlns:a14="http://schemas.microsoft.com/office/drawing/2010/main"/>
+                        </a:ext>
+                      </a:extLst>
+                    </a:blip>
+                    <a:stretch>
+                      <a:fillRect/>
+                    </a:stretch>
+                  </pic:blipFill>
+                  <pic:spPr>
+                    <a:xfrm>
+                      <a:off x="0" y="0"/>
+                      <a:ext cx="2771788" cy="3662989"/>
+                    </a:xfrm>
+                    <a:prstGeom prst="rect">
+                      <a:avLst/>
+                    </a:prstGeom>
+                  </pic:spPr>
+                </pic:pic>
+              </a:graphicData>
+            </a:graphic>
+          </wp:inline>
+        </w:drawing>
+      </w:r>
+    </w:p>
+    <w:p>
+      <w:pPr>
+        <w:pStyle w:val="ListParagraph"/>
+        <w:jc w:val="center"/>
+        <w:rPr>
+          <w:rFonts w:ascii="Cambria" w:hAnsi="Cambria"/>
+          <w:sz w:val="20"/>
+          <w:szCs w:val="20"/>
+        </w:rPr>
+      </w:pPr>
+    </w:p>
+    <w:p>
+      <w:pPr>
+        <w:pStyle w:val="Heading2"/>
+        <w:ind w:left="990"/>
+        <w:rPr/>
+      </w:pPr>
+      <w:r>
+        <w:rPr/>
+        <w:t>Consistency and Accuracy</w:t>
+      </w:r>
+    </w:p>
+    <w:p>
+      <w:pPr>
+        <w:pStyle w:val="Heading2"/>
+        <w:rPr/>
+      </w:pPr>
+      <w:r>
+        <w:rPr/>
+        <w:t>SPEED_ZONE mixes real speed limits with numeric codes</w:t>
+      </w:r>
+      <w:r>
+        <w:rPr/>
+        <w:t xml:space="preserve"> (777 for ‘other’, 888 for ‘off road’, and 999 for ‘unknown’). Since </w:t>
+      </w:r>
+      <w:r>
+        <w:rPr>
+          <w:i w:val="1"/>
+          <w:iCs w:val="1"/>
+        </w:rPr>
+        <w:t xml:space="preserve">pandas </w:t>
+      </w:r>
+      <w:r>
+        <w:rPr/>
+        <w:t>interpreted these as integers, the mean speed zone was artificially inflated to 13</w:t>
+      </w:r>
+      <w:r>
+        <w:rPr/>
+        <w:t>5</w:t>
+      </w:r>
+      <w:r>
+        <w:rPr/>
+        <w:t>.</w:t>
+      </w:r>
+      <w:r>
+        <w:rPr/>
+        <w:t>77</w:t>
+      </w:r>
+      <w:r>
+        <w:rPr/>
+        <w:t xml:space="preserve"> km/h.</w:t>
+      </w:r>
+    </w:p>
+    <w:p>
+      <w:pPr>
+        <w:pStyle w:val="Heading2"/>
+        <w:numPr>
+          <w:ilvl w:val="0"/>
+          <w:numId w:val="0"/>
+        </w:numPr>
+        <w:ind w:left="1800"/>
+      </w:pPr>
+      <w:r>
+        <w:drawing>
+          <wp:inline wp14:editId="6EBC9404" wp14:anchorId="7B49E427">
+            <wp:extent cx="2034107" cy="2449585"/>
+            <wp:effectExtent l="0" t="0" r="0" b="1905"/>
+            <wp:docPr id="1526920588" name="Picture 4">
+              <a:extLst>
+                <a:ext uri="{FF2B5EF4-FFF2-40B4-BE49-F238E27FC236}">
+                  <a16:creationId xmlns:a16="http://schemas.microsoft.com/office/drawing/2014/main" id="{08410FB3-EEEE-4C1E-8261-43A592C68E3D}"/>
+                </a:ext>
+              </a:extLst>
+            </wp:docPr>
+            <wp:cNvGraphicFramePr>
+              <a:graphicFrameLocks noChangeAspect="1"/>
+            </wp:cNvGraphicFramePr>
+            <a:graphic>
+              <a:graphicData xmlns:a="http://schemas.openxmlformats.org/drawingml/2006/main" uri="http://schemas.openxmlformats.org/drawingml/2006/picture">
+                <pic:pic xmlns:pic="http://schemas.openxmlformats.org/drawingml/2006/picture">
+                  <pic:nvPicPr>
                     <pic:cNvPr id="1526920588" name="Picture 1526920588"/>
                     <pic:cNvPicPr/>
                   </pic:nvPicPr>
                   <pic:blipFill>
-                    <a:blip r:embed="rId8">
+                    <a:blip xmlns:r="http://schemas.openxmlformats.org/officeDocument/2006/relationships" r:embed="rId8">
                       <a:extLst>
                         <a:ext uri="{28A0092B-C50C-407E-A947-70E740481C1C}">
                           <a14:useLocalDpi xmlns:a14="http://schemas.microsoft.com/office/drawing/2010/main" val="0"/>
@@ -497,30 +942,17 @@
         </w:drawing>
       </w:r>
       <w:r>
-        <w:rPr>
-          <w:sz w:val="20"/>
-          <w:szCs w:val="20"/>
-        </w:rPr>
+        <w:rPr/>
         <w:t xml:space="preserve"> </w:t>
       </w:r>
     </w:p>
     <w:p>
       <w:pPr>
         <w:pStyle w:val="Heading2"/>
-        <w:numPr>
-          <w:ilvl w:val="0"/>
-          <w:numId w:val="14"/>
-        </w:numPr>
-        <w:rPr>
-          <w:sz w:val="20"/>
-          <w:szCs w:val="20"/>
-        </w:rPr>
-      </w:pPr>
-      <w:r>
-        <w:rPr>
-          <w:sz w:val="20"/>
-          <w:szCs w:val="20"/>
-        </w:rPr>
+        <w:rPr/>
+      </w:pPr>
+      <w:r>
+        <w:rPr/>
         <w:t>DAY_OF_WEEK contains conflicting numbering systems (Monday=1 in some rows, Sunday=1 in most, and a code 0), resulting in 81.76% (136,289 rows) of the column disagreeing with the actual calendar date.</w:t>
       </w:r>
     </w:p>
@@ -532,34 +964,31 @@
           <w:numId w:val="0"/>
         </w:numPr>
         <w:ind w:left="1800"/>
-        <w:rPr>
-          <w:sz w:val="20"/>
-          <w:szCs w:val="20"/>
-        </w:rPr>
-      </w:pPr>
-      <w:r>
-        <w:rPr>
-          <w:noProof/>
-          <w:sz w:val="20"/>
-          <w:szCs w:val="20"/>
-        </w:rPr>
+      </w:pPr>
+      <w:r>
         <w:drawing>
-          <wp:inline distT="0" distB="0" distL="0" distR="0" wp14:anchorId="66C7DEE7" wp14:editId="5B1FFB1D">
+          <wp:inline wp14:editId="399A8C05" wp14:anchorId="66C7DEE7">
             <wp:extent cx="2086089" cy="1786855"/>
             <wp:effectExtent l="0" t="0" r="0" b="4445"/>
-            <wp:docPr id="1171407612" name="Picture 5"/>
+            <wp:docPr id="1171407612" name="Picture 5">
+              <a:extLst>
+                <a:ext uri="{FF2B5EF4-FFF2-40B4-BE49-F238E27FC236}">
+                  <a16:creationId xmlns:a16="http://schemas.microsoft.com/office/drawing/2014/main" id="{1183E655-33B3-4B9B-8191-AEBE0EB39E69}"/>
+                </a:ext>
+              </a:extLst>
+            </wp:docPr>
             <wp:cNvGraphicFramePr>
-              <a:graphicFrameLocks xmlns:a="http://schemas.openxmlformats.org/drawingml/2006/main" noChangeAspect="1"/>
+              <a:graphicFrameLocks noChangeAspect="1"/>
             </wp:cNvGraphicFramePr>
-            <a:graphic xmlns:a="http://schemas.openxmlformats.org/drawingml/2006/main">
-              <a:graphicData uri="http://schemas.openxmlformats.org/drawingml/2006/picture">
+            <a:graphic>
+              <a:graphicData xmlns:a="http://schemas.openxmlformats.org/drawingml/2006/main" uri="http://schemas.openxmlformats.org/drawingml/2006/picture">
                 <pic:pic xmlns:pic="http://schemas.openxmlformats.org/drawingml/2006/picture">
                   <pic:nvPicPr>
                     <pic:cNvPr id="1171407612" name="Picture 1171407612"/>
                     <pic:cNvPicPr/>
                   </pic:nvPicPr>
                   <pic:blipFill>
-                    <a:blip r:embed="rId9">
+                    <a:blip xmlns:r="http://schemas.openxmlformats.org/officeDocument/2006/relationships" r:embed="rId9">
                       <a:extLst>
                         <a:ext uri="{28A0092B-C50C-407E-A947-70E740481C1C}">
                           <a14:useLocalDpi xmlns:a14="http://schemas.microsoft.com/office/drawing/2010/main" val="0"/>
@@ -589,194 +1018,110 @@
     <w:p>
       <w:pPr>
         <w:pStyle w:val="Heading2"/>
-        <w:numPr>
-          <w:ilvl w:val="0"/>
-          <w:numId w:val="14"/>
-        </w:numPr>
-        <w:rPr>
-          <w:sz w:val="20"/>
-          <w:szCs w:val="20"/>
-        </w:rPr>
-      </w:pPr>
-      <w:r>
-        <w:rPr>
-          <w:sz w:val="20"/>
-          <w:szCs w:val="20"/>
-        </w:rPr>
+        <w:rPr/>
+      </w:pPr>
+      <w:r>
+        <w:rPr/>
         <w:t>6 crashes reported having 0 vehicles involved, and 1 crash was coded as a serious injury despite having no serious injuries recorded.</w:t>
       </w:r>
     </w:p>
     <w:p>
       <w:pPr>
         <w:pStyle w:val="Heading2"/>
-        <w:numPr>
-          <w:ilvl w:val="0"/>
-          <w:numId w:val="14"/>
-        </w:numPr>
-        <w:rPr>
-          <w:sz w:val="20"/>
-          <w:szCs w:val="20"/>
-        </w:rPr>
+        <w:rPr/>
       </w:pPr>
     </w:p>
     <w:p>
       <w:pPr>
         <w:pStyle w:val="Heading2"/>
-        <w:rPr>
-          <w:sz w:val="20"/>
-          <w:szCs w:val="20"/>
-        </w:rPr>
-      </w:pPr>
-      <w:r>
-        <w:rPr>
-          <w:sz w:val="20"/>
-          <w:szCs w:val="20"/>
-        </w:rPr>
+        <w:rPr/>
+      </w:pPr>
+      <w:r>
+        <w:rPr/>
         <w:t>C</w:t>
       </w:r>
       <w:r>
-        <w:rPr>
-          <w:sz w:val="20"/>
-          <w:szCs w:val="20"/>
-        </w:rPr>
+        <w:rPr/>
         <w:t>ompleteness</w:t>
       </w:r>
     </w:p>
     <w:p>
       <w:pPr>
         <w:pStyle w:val="Heading2"/>
-        <w:numPr>
-          <w:ilvl w:val="0"/>
-          <w:numId w:val="14"/>
-        </w:numPr>
-        <w:rPr>
-          <w:sz w:val="20"/>
-          <w:szCs w:val="20"/>
-        </w:rPr>
-      </w:pPr>
-      <w:r>
-        <w:rPr>
-          <w:sz w:val="20"/>
-          <w:szCs w:val="20"/>
-        </w:rPr>
+        <w:rPr/>
+      </w:pPr>
+      <w:r>
+        <w:rPr/>
         <w:t>RMA</w:t>
       </w:r>
       <w:r>
-        <w:rPr>
-          <w:sz w:val="20"/>
-          <w:szCs w:val="20"/>
-        </w:rPr>
+        <w:rPr/>
         <w:t xml:space="preserve"> contained 7,673 missing values (3.84%).</w:t>
       </w:r>
     </w:p>
     <w:p>
       <w:pPr>
         <w:pStyle w:val="Heading2"/>
-        <w:numPr>
-          <w:ilvl w:val="0"/>
-          <w:numId w:val="14"/>
-        </w:numPr>
-        <w:rPr>
-          <w:sz w:val="20"/>
-          <w:szCs w:val="20"/>
-        </w:rPr>
-      </w:pPr>
-      <w:r>
-        <w:rPr>
-          <w:sz w:val="20"/>
-          <w:szCs w:val="20"/>
-        </w:rPr>
+        <w:rPr/>
+      </w:pPr>
+      <w:r>
+        <w:rPr/>
         <w:t>NODE_ID contained 85 negative or zero values which cannot point to real locations.</w:t>
       </w:r>
     </w:p>
     <w:p>
       <w:pPr>
         <w:pStyle w:val="Heading2"/>
-        <w:rPr>
-          <w:sz w:val="20"/>
-          <w:szCs w:val="20"/>
-        </w:rPr>
-      </w:pPr>
-      <w:r>
-        <w:rPr>
-          <w:sz w:val="20"/>
-          <w:szCs w:val="20"/>
-        </w:rPr>
+        <w:rPr/>
+      </w:pPr>
+      <w:r>
+        <w:rPr/>
         <w:t>Outliers and Distributions</w:t>
       </w:r>
     </w:p>
     <w:p>
       <w:pPr>
         <w:pStyle w:val="Heading2"/>
-        <w:numPr>
-          <w:ilvl w:val="0"/>
-          <w:numId w:val="14"/>
-        </w:numPr>
-        <w:rPr>
-          <w:sz w:val="20"/>
-          <w:szCs w:val="20"/>
-        </w:rPr>
-      </w:pPr>
-      <w:r>
-        <w:rPr>
-          <w:sz w:val="20"/>
-          <w:szCs w:val="20"/>
-        </w:rPr>
+        <w:rPr/>
+      </w:pPr>
+      <w:r>
+        <w:rPr/>
         <w:t xml:space="preserve">NO_PERSONS z-score test flagged 2,959 </w:t>
       </w:r>
       <w:r>
-        <w:rPr>
-          <w:sz w:val="20"/>
-          <w:szCs w:val="20"/>
-        </w:rPr>
+        <w:rPr/>
         <w:t xml:space="preserve">number of </w:t>
       </w:r>
       <w:r>
-        <w:rPr>
-          <w:sz w:val="20"/>
-          <w:szCs w:val="20"/>
-        </w:rPr>
+        <w:rPr/>
         <w:t>rows</w:t>
       </w:r>
       <w:r>
-        <w:rPr>
-          <w:sz w:val="20"/>
-          <w:szCs w:val="20"/>
-        </w:rPr>
-        <w:t xml:space="preserve"> and 3,330 in NO_PERSONS_KILLED as outliers. However, quartile and box-plot analysis confirmed these are not errors but rather genuine severe crashes (e.g., fatal crashes or multi-vehicle </w:t>
-      </w:r>
-      <w:proofErr w:type="gramStart"/>
-      <w:r>
-        <w:rPr>
-          <w:sz w:val="20"/>
-          <w:szCs w:val="20"/>
-        </w:rPr>
-        <w:t>pile-ups</w:t>
-      </w:r>
-      <w:proofErr w:type="gramEnd"/>
-      <w:r>
-        <w:rPr>
-          <w:sz w:val="20"/>
-          <w:szCs w:val="20"/>
-        </w:rPr>
-        <w:t>).</w:t>
+        <w:rPr/>
+        <w:t xml:space="preserve"> and 3,330 in NO_PERSONS_KILLED as outliers. However, quartile and box-plot analysis confirmed these are not errors but rather genuine severe crashes (e.g., fatal crashes or multi-vehicle pile-ups).</w:t>
       </w:r>
     </w:p>
     <w:p>
       <w:pPr>
         <w:pStyle w:val="Heading2"/>
-        <w:rPr>
-          <w:sz w:val="20"/>
-          <w:szCs w:val="20"/>
-        </w:rPr>
-      </w:pPr>
-      <w:r>
-        <w:rPr>
-          <w:sz w:val="20"/>
-          <w:szCs w:val="20"/>
-        </w:rPr>
+        <w:rPr/>
+      </w:pPr>
+      <w:r>
+        <w:rPr/>
         <w:t>Vehicle.csv</w:t>
       </w:r>
+    </w:p>
+    <w:p>
+      <w:pPr>
+        <w:pStyle w:val="Heading2"/>
+        <w:rPr/>
+      </w:pPr>
+    </w:p>
+    <w:p>
+      <w:pPr>
+        <w:pStyle w:val="Heading2"/>
+        <w:rPr/>
+      </w:pPr>
     </w:p>
     <w:p>
       <w:pPr>
@@ -786,10 +1131,6 @@
           <w:numId w:val="0"/>
         </w:numPr>
         <w:ind w:left="851"/>
-        <w:rPr>
-          <w:sz w:val="20"/>
-          <w:szCs w:val="20"/>
-        </w:rPr>
       </w:pPr>
     </w:p>
     <w:p>
@@ -839,19 +1180,44 @@
     </w:p>
     <w:p>
       <w:pPr>
-        <w:pStyle w:val="Heading2"/>
+        <w:pStyle w:val="Heading1"/>
+        <w:numPr>
+          <w:ilvl w:val="0"/>
+          <w:numId w:val="0"/>
+        </w:numPr>
         <w:rPr>
           <w:sz w:val="20"/>
           <w:szCs w:val="20"/>
         </w:rPr>
       </w:pPr>
-      <w:r>
+    </w:p>
+    <w:p>
+      <w:pPr>
+        <w:pStyle w:val="Heading1"/>
+        <w:numPr>
+          <w:ilvl w:val="0"/>
+          <w:numId w:val="0"/>
+        </w:numPr>
+        <w:jc w:val="center"/>
         <w:rPr>
           <w:sz w:val="20"/>
           <w:szCs w:val="20"/>
         </w:rPr>
-        <w:t>Resource</w:t>
-      </w:r>
+      </w:pPr>
+    </w:p>
+    <w:p>
+      <w:pPr>
+        <w:pStyle w:val="Heading1"/>
+        <w:numPr>
+          <w:ilvl w:val="0"/>
+          <w:numId w:val="0"/>
+        </w:numPr>
+        <w:ind w:left="720"/>
+        <w:rPr>
+          <w:sz w:val="20"/>
+          <w:szCs w:val="20"/>
+        </w:rPr>
+      </w:pPr>
     </w:p>
     <w:p>
       <w:pPr>
@@ -862,47 +1228,17 @@
         </w:numPr>
         <w:ind w:left="1440"/>
       </w:pPr>
-    </w:p>
-    <w:p>
-      <w:pPr>
-        <w:pStyle w:val="Heading2"/>
-        <w:rPr>
-          <w:sz w:val="20"/>
-          <w:szCs w:val="20"/>
-        </w:rPr>
-      </w:pPr>
-      <w:r>
-        <w:rPr>
-          <w:sz w:val="20"/>
-          <w:szCs w:val="20"/>
-        </w:rPr>
-        <w:t>Container</w:t>
-      </w:r>
-    </w:p>
-    <w:p>
-      <w:pPr>
-        <w:pStyle w:val="Heading2"/>
-        <w:numPr>
-          <w:ilvl w:val="0"/>
-          <w:numId w:val="0"/>
-        </w:numPr>
-        <w:ind w:left="1800"/>
-      </w:pPr>
-    </w:p>
-    <w:p>
-      <w:pPr>
-        <w:pStyle w:val="Heading2"/>
-        <w:rPr>
-          <w:sz w:val="20"/>
-          <w:szCs w:val="20"/>
-        </w:rPr>
-      </w:pPr>
-      <w:r>
-        <w:rPr>
-          <w:sz w:val="20"/>
-          <w:szCs w:val="20"/>
-        </w:rPr>
-        <w:t>Config</w:t>
+      <w:r>
+        <w:rPr/>
+        <w:t>Server: `</w:t>
+      </w:r>
+      <w:r>
+        <w:rPr/>
+        <w:t xml:space="preserve"> sqlserver-assessment1</w:t>
+      </w:r>
+      <w:r>
+        <w:rPr/>
+        <w:t>`</w:t>
       </w:r>
     </w:p>
     <w:p>
@@ -913,30 +1249,17 @@
           <w:numId w:val="0"/>
         </w:numPr>
         <w:ind w:left="1440"/>
-        <w:rPr>
-          <w:sz w:val="20"/>
-          <w:szCs w:val="20"/>
-        </w:rPr>
-      </w:pPr>
-      <w:r>
-        <w:rPr>
-          <w:sz w:val="20"/>
-          <w:szCs w:val="20"/>
-        </w:rPr>
-        <w:t>Server: `</w:t>
-      </w:r>
-      <w:r>
-        <w:rPr>
-          <w:sz w:val="20"/>
-          <w:szCs w:val="20"/>
-        </w:rPr>
-        <w:t xml:space="preserve"> sqlserver-assessment1</w:t>
-      </w:r>
-      <w:r>
-        <w:rPr>
-          <w:sz w:val="20"/>
-          <w:szCs w:val="20"/>
-        </w:rPr>
+      </w:pPr>
+      <w:r>
+        <w:rPr/>
+        <w:t>Database: `</w:t>
+      </w:r>
+      <w:r>
+        <w:rPr/>
+        <w:t xml:space="preserve"> db_assessment1</w:t>
+      </w:r>
+      <w:r>
+        <w:rPr/>
         <w:t>`</w:t>
       </w:r>
     </w:p>
@@ -948,6 +1271,25 @@
           <w:numId w:val="0"/>
         </w:numPr>
         <w:ind w:left="1440"/>
+      </w:pPr>
+      <w:r>
+        <w:rPr/>
+        <w:t>Credentials: User / IFN655@2026</w:t>
+      </w:r>
+    </w:p>
+    <w:p>
+      <w:pPr>
+        <w:pStyle w:val="Heading2"/>
+        <w:numPr>
+          <w:ilvl w:val="0"/>
+          <w:numId w:val="0"/>
+        </w:numPr>
+        <w:ind w:left="720"/>
+      </w:pPr>
+    </w:p>
+    <w:p>
+      <w:pPr>
+        <w:pStyle w:val="Heading1"/>
         <w:rPr>
           <w:sz w:val="20"/>
           <w:szCs w:val="20"/>
@@ -958,21 +1300,17 @@
           <w:sz w:val="20"/>
           <w:szCs w:val="20"/>
         </w:rPr>
-        <w:t>Database: `</w:t>
-      </w:r>
-      <w:r>
-        <w:rPr>
-          <w:sz w:val="20"/>
-          <w:szCs w:val="20"/>
-        </w:rPr>
-        <w:t xml:space="preserve"> db_assessment1</w:t>
-      </w:r>
-      <w:r>
-        <w:rPr>
-          <w:sz w:val="20"/>
-          <w:szCs w:val="20"/>
-        </w:rPr>
-        <w:t>`</w:t>
+        <w:t>Design and Create the Destination table structure for ETL</w:t>
+      </w:r>
+    </w:p>
+    <w:p>
+      <w:pPr>
+        <w:pStyle w:val="Heading2"/>
+        <w:rPr/>
+      </w:pPr>
+      <w:r>
+        <w:rPr/>
+        <w:t>AccidentDetails</w:t>
       </w:r>
     </w:p>
     <w:p>
@@ -983,62 +1321,6 @@
           <w:numId w:val="0"/>
         </w:numPr>
         <w:ind w:left="1440"/>
-        <w:rPr>
-          <w:sz w:val="20"/>
-          <w:szCs w:val="20"/>
-        </w:rPr>
-      </w:pPr>
-      <w:r>
-        <w:rPr>
-          <w:sz w:val="20"/>
-          <w:szCs w:val="20"/>
-        </w:rPr>
-        <w:t>Credentials: User / IFN655@2026</w:t>
-      </w:r>
-    </w:p>
-    <w:p>
-      <w:pPr>
-        <w:pStyle w:val="Heading2"/>
-        <w:rPr>
-          <w:sz w:val="20"/>
-          <w:szCs w:val="20"/>
-        </w:rPr>
-      </w:pPr>
-    </w:p>
-    <w:p>
-      <w:pPr>
-        <w:pStyle w:val="Heading1"/>
-        <w:rPr>
-          <w:sz w:val="20"/>
-          <w:szCs w:val="20"/>
-        </w:rPr>
-      </w:pPr>
-      <w:r>
-        <w:rPr>
-          <w:sz w:val="20"/>
-          <w:szCs w:val="20"/>
-        </w:rPr>
-        <w:t>Design and Create the Destination table structure for ETL</w:t>
-      </w:r>
-    </w:p>
-    <w:p>
-      <w:pPr>
-        <w:pStyle w:val="Heading2"/>
-      </w:pPr>
-      <w:proofErr w:type="spellStart"/>
-      <w:r>
-        <w:t>AccidentDetails</w:t>
-      </w:r>
-      <w:proofErr w:type="spellEnd"/>
-    </w:p>
-    <w:p>
-      <w:pPr>
-        <w:pStyle w:val="Heading2"/>
-        <w:numPr>
-          <w:ilvl w:val="0"/>
-          <w:numId w:val="0"/>
-        </w:numPr>
-        <w:ind w:left="1440"/>
       </w:pPr>
       <w:r>
         <w:rPr/>
@@ -1046,10 +1328,16 @@
       </w:r>
       <w:r>
         <w:drawing>
-          <wp:inline wp14:editId="13BD9A67" wp14:anchorId="6A3BA60A">
+          <wp:inline wp14:editId="156A8ED9" wp14:anchorId="6A3BA60A">
             <wp:extent cx="3905250" cy="2638155"/>
             <wp:effectExtent l="0" t="0" r="0" b="0"/>
-            <wp:docPr id="2097225429" name="drawing"/>
+            <wp:docPr id="2097225429" name="drawing">
+              <a:extLst>
+                <a:ext uri="{FF2B5EF4-FFF2-40B4-BE49-F238E27FC236}">
+                  <a16:creationId xmlns:a16="http://schemas.microsoft.com/office/drawing/2014/main" id="{4979753F-AD0A-45DA-9DC9-9A38A98A299D}"/>
+                </a:ext>
+              </a:extLst>
+            </wp:docPr>
             <wp:cNvGraphicFramePr>
               <a:graphicFrameLocks noChangeAspect="1"/>
             </wp:cNvGraphicFramePr>
@@ -1061,7 +1349,7 @@
                     <pic:cNvPicPr/>
                   </pic:nvPicPr>
                   <pic:blipFill>
-                    <a:blip xmlns:r="http://schemas.openxmlformats.org/officeDocument/2006/relationships" r:embed="rId919435173">
+                    <a:blip xmlns:r="http://schemas.openxmlformats.org/officeDocument/2006/relationships" r:embed="rId10">
                       <a:extLst>
                         <a:ext uri="{28A0092B-C50C-407E-A947-70E740481C1C}">
                           <a14:useLocalDpi xmlns:a14="http://schemas.microsoft.com/office/drawing/2010/main"/>
@@ -1073,7 +1361,7 @@
                     </a:stretch>
                   </pic:blipFill>
                   <pic:spPr>
-                    <a:xfrm rot="0">
+                    <a:xfrm>
                       <a:off x="0" y="0"/>
                       <a:ext cx="3905250" cy="2638155"/>
                     </a:xfrm>
@@ -1110,10 +1398,16 @@
       </w:pPr>
       <w:r>
         <w:drawing>
-          <wp:inline wp14:editId="4BA005F0" wp14:anchorId="28734F78">
+          <wp:inline wp14:editId="45527014" wp14:anchorId="28734F78">
             <wp:extent cx="4133850" cy="1341266"/>
             <wp:effectExtent l="0" t="0" r="0" b="0"/>
-            <wp:docPr id="197282072" name="drawing"/>
+            <wp:docPr id="197282072" name="drawing">
+              <a:extLst>
+                <a:ext uri="{FF2B5EF4-FFF2-40B4-BE49-F238E27FC236}">
+                  <a16:creationId xmlns:a16="http://schemas.microsoft.com/office/drawing/2014/main" id="{AB299481-BAD5-493B-ADC5-9CE81C48792B}"/>
+                </a:ext>
+              </a:extLst>
+            </wp:docPr>
             <wp:cNvGraphicFramePr>
               <a:graphicFrameLocks noChangeAspect="1"/>
             </wp:cNvGraphicFramePr>
@@ -1125,7 +1419,7 @@
                     <pic:cNvPicPr/>
                   </pic:nvPicPr>
                   <pic:blipFill>
-                    <a:blip xmlns:r="http://schemas.openxmlformats.org/officeDocument/2006/relationships" r:embed="rId1945800139">
+                    <a:blip xmlns:r="http://schemas.openxmlformats.org/officeDocument/2006/relationships" r:embed="rId11">
                       <a:extLst>
                         <a:ext uri="{28A0092B-C50C-407E-A947-70E740481C1C}">
                           <a14:useLocalDpi xmlns:a14="http://schemas.microsoft.com/office/drawing/2010/main"/>
@@ -1137,7 +1431,7 @@
                     </a:stretch>
                   </pic:blipFill>
                   <pic:spPr>
-                    <a:xfrm rot="0">
+                    <a:xfrm>
                       <a:off x="0" y="0"/>
                       <a:ext cx="4133850" cy="1341266"/>
                     </a:xfrm>
@@ -1232,10 +1526,16 @@
       </w:pPr>
       <w:r>
         <w:drawing>
-          <wp:inline wp14:editId="58C70DFD" wp14:anchorId="303060A4">
+          <wp:inline wp14:editId="42A21B1F" wp14:anchorId="303060A4">
             <wp:extent cx="3414950" cy="2966063"/>
             <wp:effectExtent l="0" t="0" r="0" b="0"/>
-            <wp:docPr id="671009313" name="drawing"/>
+            <wp:docPr id="671009313" name="drawing">
+              <a:extLst>
+                <a:ext uri="{FF2B5EF4-FFF2-40B4-BE49-F238E27FC236}">
+                  <a16:creationId xmlns:a16="http://schemas.microsoft.com/office/drawing/2014/main" id="{188FD60F-625F-4B4B-BB2D-6DF3EE130B69}"/>
+                </a:ext>
+              </a:extLst>
+            </wp:docPr>
             <wp:cNvGraphicFramePr>
               <a:graphicFrameLocks noChangeAspect="1"/>
             </wp:cNvGraphicFramePr>
@@ -1247,7 +1547,7 @@
                     <pic:cNvPicPr/>
                   </pic:nvPicPr>
                   <pic:blipFill>
-                    <a:blip xmlns:r="http://schemas.openxmlformats.org/officeDocument/2006/relationships" r:embed="rId1277977563">
+                    <a:blip xmlns:r="http://schemas.openxmlformats.org/officeDocument/2006/relationships" r:embed="rId12">
                       <a:extLst>
                         <a:ext uri="{28A0092B-C50C-407E-A947-70E740481C1C}">
                           <a14:useLocalDpi xmlns:a14="http://schemas.microsoft.com/office/drawing/2010/main"/>
@@ -1259,7 +1559,7 @@
                     </a:stretch>
                   </pic:blipFill>
                   <pic:spPr>
-                    <a:xfrm rot="0">
+                    <a:xfrm>
                       <a:off x="0" y="0"/>
                       <a:ext cx="3414950" cy="2966063"/>
                     </a:xfrm>
@@ -1368,16 +1668,11 @@
       <w:pPr>
         <w:spacing w:before="0" w:after="0"/>
         <w:ind w:left="0"/>
-        <w:rPr>
-          <w:rFonts w:ascii="Cambria" w:hAnsi="Cambria"/>
-          <w:sz w:val="20"/>
-          <w:szCs w:val="20"/>
-        </w:rPr>
       </w:pPr>
     </w:p>
     <w:sectPr>
-      <w:headerReference w:type="default" r:id="rId15"/>
-      <w:footerReference w:type="default" r:id="rId16"/>
+      <w:headerReference w:type="default" r:id="rId13"/>
+      <w:footerReference w:type="default" r:id="rId14"/>
       <w:pgSz w:w="11906" w:h="16838" w:orient="portrait"/>
       <w:pgMar w:top="1470" w:right="1440" w:bottom="1440" w:left="1440" w:header="708" w:footer="708" w:gutter="0"/>
       <w:cols w:space="720"/>
@@ -1388,7 +1683,7 @@
 </file>
 
 <file path=word/endnotes.xml><?xml version="1.0" encoding="utf-8"?>
-<w:endnotes xmlns:wpc="http://schemas.microsoft.com/office/word/2010/wordprocessingCanvas" xmlns:cx="http://schemas.microsoft.com/office/drawing/2014/chartex" xmlns:cx1="http://schemas.microsoft.com/office/drawing/2015/9/8/chartex" xmlns:cx2="http://schemas.microsoft.com/office/drawing/2015/10/21/chartex" xmlns:cx3="http://schemas.microsoft.com/office/drawing/2016/5/9/chartex" xmlns:cx4="http://schemas.microsoft.com/office/drawing/2016/5/10/chartex" xmlns:cx5="http://schemas.microsoft.com/office/drawing/2016/5/11/chartex" xmlns:cx6="http://schemas.microsoft.com/office/drawing/2016/5/12/chartex" xmlns:cx7="http://schemas.microsoft.com/office/drawing/2016/5/13/chartex" xmlns:cx8="http://schemas.microsoft.com/office/drawing/2016/5/14/chartex" xmlns:mc="http://schemas.openxmlformats.org/markup-compatibility/2006" xmlns:m="http://schemas.openxmlformats.org/officeDocument/2006/math" xmlns:aink="http://schemas.microsoft.com/office/drawing/2016/ink" xmlns:am3d="http://schemas.microsoft.com/office/drawing/2017/model3d" xmlns:oel="http://schemas.microsoft.com/office/2019/extlst" xmlns:r="http://schemas.openxmlformats.org/officeDocument/2006/relationships" xmlns:wp14="http://schemas.microsoft.com/office/word/2010/wordprocessingDrawing" xmlns:wp="http://schemas.openxmlformats.org/drawingml/2006/wordprocessingDrawing" xmlns:wpg="http://schemas.microsoft.com/office/word/2010/wordprocessingGroup" xmlns:wpi="http://schemas.microsoft.com/office/word/2010/wordprocessingInk" xmlns:wps="http://schemas.microsoft.com/office/word/2010/wordprocessingShape" xmlns:o="urn:schemas-microsoft-com:office:office" xmlns:v="urn:schemas-microsoft-com:vml" xmlns:w10="urn:schemas-microsoft-com:office:word" xmlns:w="http://schemas.openxmlformats.org/wordprocessingml/2006/main" xmlns:w14="http://schemas.microsoft.com/office/word/2010/wordml" xmlns:w15="http://schemas.microsoft.com/office/word/2012/wordml" xmlns:w16cex="http://schemas.microsoft.com/office/word/2018/wordml/cex" xmlns:w16cid="http://schemas.microsoft.com/office/word/2016/wordml/cid" xmlns:w16="http://schemas.microsoft.com/office/word/2018/wordml" xmlns:w16sdtdh="http://schemas.microsoft.com/office/word/2020/wordml/sdtdatahash" xmlns:w16sdtfl="http://schemas.microsoft.com/office/word/2024/wordml/sdtformatlock" xmlns:w16se="http://schemas.microsoft.com/office/word/2015/wordml/symex" xmlns:w16du="http://schemas.microsoft.com/office/word/2023/wordml/word16du" xmlns:wne="http://schemas.microsoft.com/office/word/2006/wordml" mc:Ignorable="w14 w15 w16se w16cid w16 w16cex w16sdtdh w16sdtfl w16du wp14">
+<w:endnotes xmlns:wpc="http://schemas.microsoft.com/office/word/2010/wordprocessingCanvas" xmlns:cx="http://schemas.microsoft.com/office/drawing/2014/chartex" xmlns:cx1="http://schemas.microsoft.com/office/drawing/2015/9/8/chartex" xmlns:cx2="http://schemas.microsoft.com/office/drawing/2015/10/21/chartex" xmlns:cx3="http://schemas.microsoft.com/office/drawing/2016/5/9/chartex" xmlns:cx4="http://schemas.microsoft.com/office/drawing/2016/5/10/chartex" xmlns:cx5="http://schemas.microsoft.com/office/drawing/2016/5/11/chartex" xmlns:cx6="http://schemas.microsoft.com/office/drawing/2016/5/12/chartex" xmlns:cx7="http://schemas.microsoft.com/office/drawing/2016/5/13/chartex" xmlns:cx8="http://schemas.microsoft.com/office/drawing/2016/5/14/chartex" xmlns:mc="http://schemas.openxmlformats.org/markup-compatibility/2006" xmlns:aink="http://schemas.microsoft.com/office/drawing/2016/ink" xmlns:am3d="http://schemas.microsoft.com/office/drawing/2017/model3d" xmlns:o="urn:schemas-microsoft-com:office:office" xmlns:oel="http://schemas.microsoft.com/office/2019/extlst" xmlns:r="http://schemas.openxmlformats.org/officeDocument/2006/relationships" xmlns:m="http://schemas.openxmlformats.org/officeDocument/2006/math" xmlns:v="urn:schemas-microsoft-com:vml" xmlns:wp14="http://schemas.microsoft.com/office/word/2010/wordprocessingDrawing" xmlns:wp="http://schemas.openxmlformats.org/drawingml/2006/wordprocessingDrawing" xmlns:w10="urn:schemas-microsoft-com:office:word" xmlns:w="http://schemas.openxmlformats.org/wordprocessingml/2006/main" xmlns:w14="http://schemas.microsoft.com/office/word/2010/wordml" xmlns:w15="http://schemas.microsoft.com/office/word/2012/wordml" xmlns:w16cex="http://schemas.microsoft.com/office/word/2018/wordml/cex" xmlns:w16cid="http://schemas.microsoft.com/office/word/2016/wordml/cid" xmlns:w16="http://schemas.microsoft.com/office/word/2018/wordml" xmlns:w16du="http://schemas.microsoft.com/office/word/2023/wordml/word16du" xmlns:w16sdtdh="http://schemas.microsoft.com/office/word/2020/wordml/sdtdatahash" xmlns:w16sdtfl="http://schemas.microsoft.com/office/word/2024/wordml/sdtformatlock" xmlns:w16se="http://schemas.microsoft.com/office/word/2015/wordml/symex" xmlns:wpg="http://schemas.microsoft.com/office/word/2010/wordprocessingGroup" xmlns:wpi="http://schemas.microsoft.com/office/word/2010/wordprocessingInk" xmlns:wne="http://schemas.microsoft.com/office/word/2006/wordml" xmlns:wps="http://schemas.microsoft.com/office/word/2010/wordprocessingShape" mc:Ignorable="w14 w15 w16se w16cid w16 w16cex w16sdtdh w16sdtfl w16du wp14">
   <w:endnote w:type="separator" w:id="-1">
     <w:p>
       <w:r>
@@ -1407,100 +1702,52 @@
 </file>
 
 <file path=word/footer1.xml><?xml version="1.0" encoding="utf-8"?>
-<w:ftr xmlns:wpc="http://schemas.microsoft.com/office/word/2010/wordprocessingCanvas" xmlns:cx="http://schemas.microsoft.com/office/drawing/2014/chartex" xmlns:cx1="http://schemas.microsoft.com/office/drawing/2015/9/8/chartex" xmlns:cx2="http://schemas.microsoft.com/office/drawing/2015/10/21/chartex" xmlns:cx3="http://schemas.microsoft.com/office/drawing/2016/5/9/chartex" xmlns:cx4="http://schemas.microsoft.com/office/drawing/2016/5/10/chartex" xmlns:cx5="http://schemas.microsoft.com/office/drawing/2016/5/11/chartex" xmlns:cx6="http://schemas.microsoft.com/office/drawing/2016/5/12/chartex" xmlns:cx7="http://schemas.microsoft.com/office/drawing/2016/5/13/chartex" xmlns:cx8="http://schemas.microsoft.com/office/drawing/2016/5/14/chartex" xmlns:mc="http://schemas.openxmlformats.org/markup-compatibility/2006" xmlns:m="http://schemas.openxmlformats.org/officeDocument/2006/math" xmlns:aink="http://schemas.microsoft.com/office/drawing/2016/ink" xmlns:am3d="http://schemas.microsoft.com/office/drawing/2017/model3d" xmlns:oel="http://schemas.microsoft.com/office/2019/extlst" xmlns:r="http://schemas.openxmlformats.org/officeDocument/2006/relationships" xmlns:wp14="http://schemas.microsoft.com/office/word/2010/wordprocessingDrawing" xmlns:wp="http://schemas.openxmlformats.org/drawingml/2006/wordprocessingDrawing" xmlns:wpg="http://schemas.microsoft.com/office/word/2010/wordprocessingGroup" xmlns:wpi="http://schemas.microsoft.com/office/word/2010/wordprocessingInk" xmlns:wps="http://schemas.microsoft.com/office/word/2010/wordprocessingShape" xmlns:o="urn:schemas-microsoft-com:office:office" xmlns:v="urn:schemas-microsoft-com:vml" xmlns:w10="urn:schemas-microsoft-com:office:word" xmlns:w="http://schemas.openxmlformats.org/wordprocessingml/2006/main" xmlns:w14="http://schemas.microsoft.com/office/word/2010/wordml" xmlns:w15="http://schemas.microsoft.com/office/word/2012/wordml" xmlns:w16cex="http://schemas.microsoft.com/office/word/2018/wordml/cex" xmlns:w16cid="http://schemas.microsoft.com/office/word/2016/wordml/cid" xmlns:w16="http://schemas.microsoft.com/office/word/2018/wordml" xmlns:w16sdtdh="http://schemas.microsoft.com/office/word/2020/wordml/sdtdatahash" xmlns:w16sdtfl="http://schemas.microsoft.com/office/word/2024/wordml/sdtformatlock" xmlns:w16se="http://schemas.microsoft.com/office/word/2015/wordml/symex" xmlns:w16du="http://schemas.microsoft.com/office/word/2023/wordml/word16du" xmlns:wne="http://schemas.microsoft.com/office/word/2006/wordml" mc:Ignorable="w14 w15 w16se w16cid w16 w16cex w16sdtdh w16sdtfl w16du wp14">
+<w:ftr xmlns:wpc="http://schemas.microsoft.com/office/word/2010/wordprocessingCanvas" xmlns:cx="http://schemas.microsoft.com/office/drawing/2014/chartex" xmlns:cx1="http://schemas.microsoft.com/office/drawing/2015/9/8/chartex" xmlns:cx2="http://schemas.microsoft.com/office/drawing/2015/10/21/chartex" xmlns:cx3="http://schemas.microsoft.com/office/drawing/2016/5/9/chartex" xmlns:cx4="http://schemas.microsoft.com/office/drawing/2016/5/10/chartex" xmlns:cx5="http://schemas.microsoft.com/office/drawing/2016/5/11/chartex" xmlns:cx6="http://schemas.microsoft.com/office/drawing/2016/5/12/chartex" xmlns:cx7="http://schemas.microsoft.com/office/drawing/2016/5/13/chartex" xmlns:cx8="http://schemas.microsoft.com/office/drawing/2016/5/14/chartex" xmlns:mc="http://schemas.openxmlformats.org/markup-compatibility/2006" xmlns:aink="http://schemas.microsoft.com/office/drawing/2016/ink" xmlns:am3d="http://schemas.microsoft.com/office/drawing/2017/model3d" xmlns:o="urn:schemas-microsoft-com:office:office" xmlns:oel="http://schemas.microsoft.com/office/2019/extlst" xmlns:r="http://schemas.openxmlformats.org/officeDocument/2006/relationships" xmlns:m="http://schemas.openxmlformats.org/officeDocument/2006/math" xmlns:v="urn:schemas-microsoft-com:vml" xmlns:wp14="http://schemas.microsoft.com/office/word/2010/wordprocessingDrawing" xmlns:wp="http://schemas.openxmlformats.org/drawingml/2006/wordprocessingDrawing" xmlns:w10="urn:schemas-microsoft-com:office:word" xmlns:w="http://schemas.openxmlformats.org/wordprocessingml/2006/main" xmlns:w14="http://schemas.microsoft.com/office/word/2010/wordml" xmlns:w15="http://schemas.microsoft.com/office/word/2012/wordml" xmlns:w16cex="http://schemas.microsoft.com/office/word/2018/wordml/cex" xmlns:w16cid="http://schemas.microsoft.com/office/word/2016/wordml/cid" xmlns:w16="http://schemas.microsoft.com/office/word/2018/wordml" xmlns:w16du="http://schemas.microsoft.com/office/word/2023/wordml/word16du" xmlns:w16sdtdh="http://schemas.microsoft.com/office/word/2020/wordml/sdtdatahash" xmlns:w16sdtfl="http://schemas.microsoft.com/office/word/2024/wordml/sdtformatlock" xmlns:w16se="http://schemas.microsoft.com/office/word/2015/wordml/symex" xmlns:wpg="http://schemas.microsoft.com/office/word/2010/wordprocessingGroup" xmlns:wpi="http://schemas.microsoft.com/office/word/2010/wordprocessingInk" xmlns:wne="http://schemas.microsoft.com/office/word/2006/wordml" xmlns:wps="http://schemas.microsoft.com/office/word/2010/wordprocessingShape" mc:Ignorable="w14 w15 w16se w16cid w16 w16cex w16sdtdh w16sdtfl w16du wp14">
   <w:p>
     <w:pPr>
       <w:spacing w:before="0" w:after="0"/>
       <w:jc w:val="right"/>
-      <w:rPr>
-        <w:sz w:val="20"/>
-        <w:szCs w:val="20"/>
-      </w:rPr>
     </w:pPr>
     <w:r>
-      <w:rPr>
-        <w:sz w:val="20"/>
-        <w:szCs w:val="20"/>
-      </w:rPr>
       <w:t xml:space="preserve">Page </w:t>
     </w:r>
     <w:r>
-      <w:rPr>
-        <w:sz w:val="20"/>
-        <w:szCs w:val="20"/>
-      </w:rPr>
       <w:fldChar w:fldCharType="begin"/>
     </w:r>
     <w:r>
-      <w:rPr>
-        <w:sz w:val="20"/>
-        <w:szCs w:val="20"/>
-      </w:rPr>
       <w:instrText>PAGE</w:instrText>
     </w:r>
     <w:r>
-      <w:rPr>
-        <w:sz w:val="20"/>
-        <w:szCs w:val="20"/>
-      </w:rPr>
       <w:fldChar w:fldCharType="separate"/>
     </w:r>
     <w:r>
       <w:rPr>
         <w:noProof/>
-        <w:sz w:val="20"/>
-        <w:szCs w:val="20"/>
       </w:rPr>
       <w:t>1</w:t>
     </w:r>
     <w:r>
-      <w:rPr>
-        <w:sz w:val="20"/>
-        <w:szCs w:val="20"/>
-      </w:rPr>
       <w:fldChar w:fldCharType="end"/>
     </w:r>
     <w:r>
-      <w:rPr>
-        <w:sz w:val="20"/>
-        <w:szCs w:val="20"/>
-      </w:rPr>
       <w:t xml:space="preserve"> of </w:t>
     </w:r>
     <w:r>
-      <w:rPr>
-        <w:sz w:val="20"/>
-        <w:szCs w:val="20"/>
-      </w:rPr>
       <w:fldChar w:fldCharType="begin"/>
     </w:r>
     <w:r>
-      <w:rPr>
-        <w:sz w:val="20"/>
-        <w:szCs w:val="20"/>
-      </w:rPr>
       <w:instrText>NUMPAGES</w:instrText>
     </w:r>
     <w:r>
-      <w:rPr>
-        <w:sz w:val="20"/>
-        <w:szCs w:val="20"/>
-      </w:rPr>
       <w:fldChar w:fldCharType="separate"/>
     </w:r>
     <w:r>
       <w:rPr>
         <w:noProof/>
-        <w:sz w:val="20"/>
-        <w:szCs w:val="20"/>
       </w:rPr>
       <w:t>2</w:t>
     </w:r>
     <w:r>
-      <w:rPr>
-        <w:sz w:val="20"/>
-        <w:szCs w:val="20"/>
-      </w:rPr>
       <w:fldChar w:fldCharType="end"/>
     </w:r>
   </w:p>
@@ -1508,7 +1755,7 @@
 </file>
 
 <file path=word/footnotes.xml><?xml version="1.0" encoding="utf-8"?>
-<w:footnotes xmlns:wpc="http://schemas.microsoft.com/office/word/2010/wordprocessingCanvas" xmlns:cx="http://schemas.microsoft.com/office/drawing/2014/chartex" xmlns:cx1="http://schemas.microsoft.com/office/drawing/2015/9/8/chartex" xmlns:cx2="http://schemas.microsoft.com/office/drawing/2015/10/21/chartex" xmlns:cx3="http://schemas.microsoft.com/office/drawing/2016/5/9/chartex" xmlns:cx4="http://schemas.microsoft.com/office/drawing/2016/5/10/chartex" xmlns:cx5="http://schemas.microsoft.com/office/drawing/2016/5/11/chartex" xmlns:cx6="http://schemas.microsoft.com/office/drawing/2016/5/12/chartex" xmlns:cx7="http://schemas.microsoft.com/office/drawing/2016/5/13/chartex" xmlns:cx8="http://schemas.microsoft.com/office/drawing/2016/5/14/chartex" xmlns:mc="http://schemas.openxmlformats.org/markup-compatibility/2006" xmlns:m="http://schemas.openxmlformats.org/officeDocument/2006/math" xmlns:aink="http://schemas.microsoft.com/office/drawing/2016/ink" xmlns:am3d="http://schemas.microsoft.com/office/drawing/2017/model3d" xmlns:oel="http://schemas.microsoft.com/office/2019/extlst" xmlns:r="http://schemas.openxmlformats.org/officeDocument/2006/relationships" xmlns:wp14="http://schemas.microsoft.com/office/word/2010/wordprocessingDrawing" xmlns:wp="http://schemas.openxmlformats.org/drawingml/2006/wordprocessingDrawing" xmlns:wpg="http://schemas.microsoft.com/office/word/2010/wordprocessingGroup" xmlns:wpi="http://schemas.microsoft.com/office/word/2010/wordprocessingInk" xmlns:wps="http://schemas.microsoft.com/office/word/2010/wordprocessingShape" xmlns:o="urn:schemas-microsoft-com:office:office" xmlns:v="urn:schemas-microsoft-com:vml" xmlns:w10="urn:schemas-microsoft-com:office:word" xmlns:w="http://schemas.openxmlformats.org/wordprocessingml/2006/main" xmlns:w14="http://schemas.microsoft.com/office/word/2010/wordml" xmlns:w15="http://schemas.microsoft.com/office/word/2012/wordml" xmlns:w16cex="http://schemas.microsoft.com/office/word/2018/wordml/cex" xmlns:w16cid="http://schemas.microsoft.com/office/word/2016/wordml/cid" xmlns:w16="http://schemas.microsoft.com/office/word/2018/wordml" xmlns:w16sdtdh="http://schemas.microsoft.com/office/word/2020/wordml/sdtdatahash" xmlns:w16sdtfl="http://schemas.microsoft.com/office/word/2024/wordml/sdtformatlock" xmlns:w16se="http://schemas.microsoft.com/office/word/2015/wordml/symex" xmlns:w16du="http://schemas.microsoft.com/office/word/2023/wordml/word16du" xmlns:wne="http://schemas.microsoft.com/office/word/2006/wordml" mc:Ignorable="w14 w15 w16se w16cid w16 w16cex w16sdtdh w16sdtfl w16du wp14">
+<w:footnotes xmlns:wpc="http://schemas.microsoft.com/office/word/2010/wordprocessingCanvas" xmlns:cx="http://schemas.microsoft.com/office/drawing/2014/chartex" xmlns:cx1="http://schemas.microsoft.com/office/drawing/2015/9/8/chartex" xmlns:cx2="http://schemas.microsoft.com/office/drawing/2015/10/21/chartex" xmlns:cx3="http://schemas.microsoft.com/office/drawing/2016/5/9/chartex" xmlns:cx4="http://schemas.microsoft.com/office/drawing/2016/5/10/chartex" xmlns:cx5="http://schemas.microsoft.com/office/drawing/2016/5/11/chartex" xmlns:cx6="http://schemas.microsoft.com/office/drawing/2016/5/12/chartex" xmlns:cx7="http://schemas.microsoft.com/office/drawing/2016/5/13/chartex" xmlns:cx8="http://schemas.microsoft.com/office/drawing/2016/5/14/chartex" xmlns:mc="http://schemas.openxmlformats.org/markup-compatibility/2006" xmlns:aink="http://schemas.microsoft.com/office/drawing/2016/ink" xmlns:am3d="http://schemas.microsoft.com/office/drawing/2017/model3d" xmlns:o="urn:schemas-microsoft-com:office:office" xmlns:oel="http://schemas.microsoft.com/office/2019/extlst" xmlns:r="http://schemas.openxmlformats.org/officeDocument/2006/relationships" xmlns:m="http://schemas.openxmlformats.org/officeDocument/2006/math" xmlns:v="urn:schemas-microsoft-com:vml" xmlns:wp14="http://schemas.microsoft.com/office/word/2010/wordprocessingDrawing" xmlns:wp="http://schemas.openxmlformats.org/drawingml/2006/wordprocessingDrawing" xmlns:w10="urn:schemas-microsoft-com:office:word" xmlns:w="http://schemas.openxmlformats.org/wordprocessingml/2006/main" xmlns:w14="http://schemas.microsoft.com/office/word/2010/wordml" xmlns:w15="http://schemas.microsoft.com/office/word/2012/wordml" xmlns:w16cex="http://schemas.microsoft.com/office/word/2018/wordml/cex" xmlns:w16cid="http://schemas.microsoft.com/office/word/2016/wordml/cid" xmlns:w16="http://schemas.microsoft.com/office/word/2018/wordml" xmlns:w16du="http://schemas.microsoft.com/office/word/2023/wordml/word16du" xmlns:w16sdtdh="http://schemas.microsoft.com/office/word/2020/wordml/sdtdatahash" xmlns:w16sdtfl="http://schemas.microsoft.com/office/word/2024/wordml/sdtformatlock" xmlns:w16se="http://schemas.microsoft.com/office/word/2015/wordml/symex" xmlns:wpg="http://schemas.microsoft.com/office/word/2010/wordprocessingGroup" xmlns:wpi="http://schemas.microsoft.com/office/word/2010/wordprocessingInk" xmlns:wne="http://schemas.microsoft.com/office/word/2006/wordml" xmlns:wps="http://schemas.microsoft.com/office/word/2010/wordprocessingShape" mc:Ignorable="w14 w15 w16se w16cid w16 w16cex w16sdtdh w16sdtfl w16du wp14">
   <w:footnote w:type="separator" w:id="-1">
     <w:p>
       <w:r>
@@ -1527,14 +1774,13 @@
 </file>
 
 <file path=word/header1.xml><?xml version="1.0" encoding="utf-8"?>
-<w:hdr xmlns:wpc="http://schemas.microsoft.com/office/word/2010/wordprocessingCanvas" xmlns:cx="http://schemas.microsoft.com/office/drawing/2014/chartex" xmlns:cx1="http://schemas.microsoft.com/office/drawing/2015/9/8/chartex" xmlns:cx2="http://schemas.microsoft.com/office/drawing/2015/10/21/chartex" xmlns:cx3="http://schemas.microsoft.com/office/drawing/2016/5/9/chartex" xmlns:cx4="http://schemas.microsoft.com/office/drawing/2016/5/10/chartex" xmlns:cx5="http://schemas.microsoft.com/office/drawing/2016/5/11/chartex" xmlns:cx6="http://schemas.microsoft.com/office/drawing/2016/5/12/chartex" xmlns:cx7="http://schemas.microsoft.com/office/drawing/2016/5/13/chartex" xmlns:cx8="http://schemas.microsoft.com/office/drawing/2016/5/14/chartex" xmlns:mc="http://schemas.openxmlformats.org/markup-compatibility/2006" xmlns:m="http://schemas.openxmlformats.org/officeDocument/2006/math" xmlns:aink="http://schemas.microsoft.com/office/drawing/2016/ink" xmlns:am3d="http://schemas.microsoft.com/office/drawing/2017/model3d" xmlns:oel="http://schemas.microsoft.com/office/2019/extlst" xmlns:r="http://schemas.openxmlformats.org/officeDocument/2006/relationships" xmlns:wp14="http://schemas.microsoft.com/office/word/2010/wordprocessingDrawing" xmlns:wp="http://schemas.openxmlformats.org/drawingml/2006/wordprocessingDrawing" xmlns:wpg="http://schemas.microsoft.com/office/word/2010/wordprocessingGroup" xmlns:wpi="http://schemas.microsoft.com/office/word/2010/wordprocessingInk" xmlns:wps="http://schemas.microsoft.com/office/word/2010/wordprocessingShape" xmlns:o="urn:schemas-microsoft-com:office:office" xmlns:v="urn:schemas-microsoft-com:vml" xmlns:w10="urn:schemas-microsoft-com:office:word" xmlns:w="http://schemas.openxmlformats.org/wordprocessingml/2006/main" xmlns:w14="http://schemas.microsoft.com/office/word/2010/wordml" xmlns:w15="http://schemas.microsoft.com/office/word/2012/wordml" xmlns:w16cex="http://schemas.microsoft.com/office/word/2018/wordml/cex" xmlns:w16cid="http://schemas.microsoft.com/office/word/2016/wordml/cid" xmlns:w16="http://schemas.microsoft.com/office/word/2018/wordml" xmlns:w16sdtdh="http://schemas.microsoft.com/office/word/2020/wordml/sdtdatahash" xmlns:w16sdtfl="http://schemas.microsoft.com/office/word/2024/wordml/sdtformatlock" xmlns:w16se="http://schemas.microsoft.com/office/word/2015/wordml/symex" xmlns:w16du="http://schemas.microsoft.com/office/word/2023/wordml/word16du" xmlns:wne="http://schemas.microsoft.com/office/word/2006/wordml" xmlns:a="http://schemas.openxmlformats.org/drawingml/2006/main" xmlns:a16="http://schemas.microsoft.com/office/drawing/2014/main" xmlns:pic="http://schemas.openxmlformats.org/drawingml/2006/picture" xmlns:a14="http://schemas.microsoft.com/office/drawing/2010/main" mc:Ignorable="w14 w15 w16se w16cid w16 w16cex w16sdtdh w16sdtfl w16du wp14">
+<w:hdr xmlns:wpc="http://schemas.microsoft.com/office/word/2010/wordprocessingCanvas" xmlns:cx="http://schemas.microsoft.com/office/drawing/2014/chartex" xmlns:cx1="http://schemas.microsoft.com/office/drawing/2015/9/8/chartex" xmlns:cx2="http://schemas.microsoft.com/office/drawing/2015/10/21/chartex" xmlns:cx3="http://schemas.microsoft.com/office/drawing/2016/5/9/chartex" xmlns:cx4="http://schemas.microsoft.com/office/drawing/2016/5/10/chartex" xmlns:cx5="http://schemas.microsoft.com/office/drawing/2016/5/11/chartex" xmlns:cx6="http://schemas.microsoft.com/office/drawing/2016/5/12/chartex" xmlns:cx7="http://schemas.microsoft.com/office/drawing/2016/5/13/chartex" xmlns:cx8="http://schemas.microsoft.com/office/drawing/2016/5/14/chartex" xmlns:mc="http://schemas.openxmlformats.org/markup-compatibility/2006" xmlns:aink="http://schemas.microsoft.com/office/drawing/2016/ink" xmlns:am3d="http://schemas.microsoft.com/office/drawing/2017/model3d" xmlns:o="urn:schemas-microsoft-com:office:office" xmlns:oel="http://schemas.microsoft.com/office/2019/extlst" xmlns:r="http://schemas.openxmlformats.org/officeDocument/2006/relationships" xmlns:m="http://schemas.openxmlformats.org/officeDocument/2006/math" xmlns:v="urn:schemas-microsoft-com:vml" xmlns:wp14="http://schemas.microsoft.com/office/word/2010/wordprocessingDrawing" xmlns:wp="http://schemas.openxmlformats.org/drawingml/2006/wordprocessingDrawing" xmlns:w10="urn:schemas-microsoft-com:office:word" xmlns:w="http://schemas.openxmlformats.org/wordprocessingml/2006/main" xmlns:w14="http://schemas.microsoft.com/office/word/2010/wordml" xmlns:w15="http://schemas.microsoft.com/office/word/2012/wordml" xmlns:w16cex="http://schemas.microsoft.com/office/word/2018/wordml/cex" xmlns:w16cid="http://schemas.microsoft.com/office/word/2016/wordml/cid" xmlns:w16="http://schemas.microsoft.com/office/word/2018/wordml" xmlns:w16du="http://schemas.microsoft.com/office/word/2023/wordml/word16du" xmlns:w16sdtdh="http://schemas.microsoft.com/office/word/2020/wordml/sdtdatahash" xmlns:w16sdtfl="http://schemas.microsoft.com/office/word/2024/wordml/sdtformatlock" xmlns:w16se="http://schemas.microsoft.com/office/word/2015/wordml/symex" xmlns:wpg="http://schemas.microsoft.com/office/word/2010/wordprocessingGroup" xmlns:wpi="http://schemas.microsoft.com/office/word/2010/wordprocessingInk" xmlns:wne="http://schemas.microsoft.com/office/word/2006/wordml" xmlns:wps="http://schemas.microsoft.com/office/word/2010/wordprocessingShape" xmlns:a="http://schemas.openxmlformats.org/drawingml/2006/main" xmlns:a16="http://schemas.microsoft.com/office/drawing/2014/main" xmlns:pic="http://schemas.openxmlformats.org/drawingml/2006/picture" xmlns:a14="http://schemas.microsoft.com/office/drawing/2010/main" mc:Ignorable="w14 w15 w16se w16cid w16 w16cex w16sdtdh w16sdtfl w16du wp14">
   <w:p>
     <w:pPr>
       <w:pStyle w:val="Header"/>
       <w:spacing w:before="0" w:after="0"/>
       <w:ind w:left="0"/>
       <w:rPr>
-        <w:rFonts w:ascii="Cambria" w:hAnsi="Cambria"/>
         <w:noProof/>
         <w:sz w:val="18"/>
         <w:szCs w:val="18"/>
@@ -1542,7 +1788,6 @@
     </w:pPr>
     <w:r>
       <w:rPr>
-        <w:rFonts w:ascii="Cambria" w:hAnsi="Cambria"/>
         <w:noProof/>
         <w:sz w:val="18"/>
         <w:szCs w:val="18"/>
@@ -1562,7 +1807,7 @@
           <wp:docPr id="1575859221" name="Picture 1" descr="A black background with blue text&#10;&#10;Description automatically generated">
             <a:extLst xmlns:a="http://schemas.openxmlformats.org/drawingml/2006/main">
               <a:ext uri="{FF2B5EF4-FFF2-40B4-BE49-F238E27FC236}">
-                <a16:creationId xmlns:a16="http://schemas.microsoft.com/office/drawing/2014/main" id="{AA71656F-23CD-4858-876C-BD129CB18D7A}"/>
+                <a16:creationId xmlns:a16="http://schemas.microsoft.com/office/drawing/2014/main" id="{F1BED542-4BB0-40FD-9854-60D1772B8113}"/>
               </a:ext>
             </a:extLst>
           </wp:docPr>
@@ -1605,7 +1850,6 @@
     </w:r>
     <w:r>
       <w:rPr>
-        <w:rFonts w:ascii="Cambria" w:hAnsi="Cambria"/>
         <w:noProof/>
         <w:sz w:val="18"/>
         <w:szCs w:val="18"/>
@@ -1614,7 +1858,6 @@
     </w:r>
     <w:r>
       <w:rPr>
-        <w:rFonts w:ascii="Cambria" w:hAnsi="Cambria"/>
         <w:sz w:val="18"/>
         <w:szCs w:val="18"/>
       </w:rPr>
@@ -1627,14 +1870,12 @@
       <w:spacing w:before="0" w:after="0"/>
       <w:ind w:left="0"/>
       <w:rPr>
-        <w:rFonts w:ascii="Cambria" w:hAnsi="Cambria"/>
         <w:sz w:val="18"/>
         <w:szCs w:val="18"/>
       </w:rPr>
     </w:pPr>
     <w:r>
       <w:rPr>
-        <w:rFonts w:ascii="Cambria" w:hAnsi="Cambria"/>
         <w:sz w:val="18"/>
         <w:szCs w:val="18"/>
       </w:rPr>
@@ -1646,7 +1887,6 @@
       <w:pStyle w:val="Header"/>
       <w:spacing w:before="0" w:after="0"/>
       <w:rPr>
-        <w:rFonts w:ascii="Cambria" w:hAnsi="Cambria"/>
         <w:sz w:val="18"/>
         <w:szCs w:val="18"/>
       </w:rPr>
@@ -1657,7 +1897,6 @@
       <w:pStyle w:val="Header"/>
       <w:spacing w:before="0" w:after="0"/>
       <w:rPr>
-        <w:rFonts w:ascii="Cambria" w:hAnsi="Cambria"/>
         <w:sz w:val="18"/>
         <w:szCs w:val="18"/>
       </w:rPr>
@@ -1667,7 +1906,7 @@
 </file>
 
 <file path=word/numbering.xml><?xml version="1.0" encoding="utf-8"?>
-<w:numbering xmlns:wpc="http://schemas.microsoft.com/office/word/2010/wordprocessingCanvas" xmlns:cx="http://schemas.microsoft.com/office/drawing/2014/chartex" xmlns:cx1="http://schemas.microsoft.com/office/drawing/2015/9/8/chartex" xmlns:cx2="http://schemas.microsoft.com/office/drawing/2015/10/21/chartex" xmlns:cx3="http://schemas.microsoft.com/office/drawing/2016/5/9/chartex" xmlns:cx4="http://schemas.microsoft.com/office/drawing/2016/5/10/chartex" xmlns:cx5="http://schemas.microsoft.com/office/drawing/2016/5/11/chartex" xmlns:cx6="http://schemas.microsoft.com/office/drawing/2016/5/12/chartex" xmlns:cx7="http://schemas.microsoft.com/office/drawing/2016/5/13/chartex" xmlns:cx8="http://schemas.microsoft.com/office/drawing/2016/5/14/chartex" xmlns:mc="http://schemas.openxmlformats.org/markup-compatibility/2006" xmlns:m="http://schemas.openxmlformats.org/officeDocument/2006/math" xmlns:aink="http://schemas.microsoft.com/office/drawing/2016/ink" xmlns:am3d="http://schemas.microsoft.com/office/drawing/2017/model3d" xmlns:oel="http://schemas.microsoft.com/office/2019/extlst" xmlns:r="http://schemas.openxmlformats.org/officeDocument/2006/relationships" xmlns:wp14="http://schemas.microsoft.com/office/word/2010/wordprocessingDrawing" xmlns:wp="http://schemas.openxmlformats.org/drawingml/2006/wordprocessingDrawing" xmlns:wpg="http://schemas.microsoft.com/office/word/2010/wordprocessingGroup" xmlns:wpi="http://schemas.microsoft.com/office/word/2010/wordprocessingInk" xmlns:wps="http://schemas.microsoft.com/office/word/2010/wordprocessingShape" xmlns:o="urn:schemas-microsoft-com:office:office" xmlns:v="urn:schemas-microsoft-com:vml" xmlns:w10="urn:schemas-microsoft-com:office:word" xmlns:w="http://schemas.openxmlformats.org/wordprocessingml/2006/main" xmlns:w14="http://schemas.microsoft.com/office/word/2010/wordml" xmlns:w15="http://schemas.microsoft.com/office/word/2012/wordml" xmlns:w16cex="http://schemas.microsoft.com/office/word/2018/wordml/cex" xmlns:w16cid="http://schemas.microsoft.com/office/word/2016/wordml/cid" xmlns:w16="http://schemas.microsoft.com/office/word/2018/wordml" xmlns:w16sdtdh="http://schemas.microsoft.com/office/word/2020/wordml/sdtdatahash" xmlns:w16sdtfl="http://schemas.microsoft.com/office/word/2024/wordml/sdtformatlock" xmlns:w16se="http://schemas.microsoft.com/office/word/2015/wordml/symex" xmlns:w16du="http://schemas.microsoft.com/office/word/2023/wordml/word16du" xmlns:wne="http://schemas.microsoft.com/office/word/2006/wordml" mc:Ignorable="w14 w15 w16se w16cid w16 w16cex w16sdtdh w16sdtfl w16du wp14">
+<w:numbering xmlns:wpc="http://schemas.microsoft.com/office/word/2010/wordprocessingCanvas" xmlns:cx="http://schemas.microsoft.com/office/drawing/2014/chartex" xmlns:cx1="http://schemas.microsoft.com/office/drawing/2015/9/8/chartex" xmlns:cx2="http://schemas.microsoft.com/office/drawing/2015/10/21/chartex" xmlns:cx3="http://schemas.microsoft.com/office/drawing/2016/5/9/chartex" xmlns:cx4="http://schemas.microsoft.com/office/drawing/2016/5/10/chartex" xmlns:cx5="http://schemas.microsoft.com/office/drawing/2016/5/11/chartex" xmlns:cx6="http://schemas.microsoft.com/office/drawing/2016/5/12/chartex" xmlns:cx7="http://schemas.microsoft.com/office/drawing/2016/5/13/chartex" xmlns:cx8="http://schemas.microsoft.com/office/drawing/2016/5/14/chartex" xmlns:mc="http://schemas.openxmlformats.org/markup-compatibility/2006" xmlns:aink="http://schemas.microsoft.com/office/drawing/2016/ink" xmlns:am3d="http://schemas.microsoft.com/office/drawing/2017/model3d" xmlns:o="urn:schemas-microsoft-com:office:office" xmlns:oel="http://schemas.microsoft.com/office/2019/extlst" xmlns:r="http://schemas.openxmlformats.org/officeDocument/2006/relationships" xmlns:m="http://schemas.openxmlformats.org/officeDocument/2006/math" xmlns:v="urn:schemas-microsoft-com:vml" xmlns:wp14="http://schemas.microsoft.com/office/word/2010/wordprocessingDrawing" xmlns:wp="http://schemas.openxmlformats.org/drawingml/2006/wordprocessingDrawing" xmlns:w10="urn:schemas-microsoft-com:office:word" xmlns:w="http://schemas.openxmlformats.org/wordprocessingml/2006/main" xmlns:w14="http://schemas.microsoft.com/office/word/2010/wordml" xmlns:w15="http://schemas.microsoft.com/office/word/2012/wordml" xmlns:w16cex="http://schemas.microsoft.com/office/word/2018/wordml/cex" xmlns:w16cid="http://schemas.microsoft.com/office/word/2016/wordml/cid" xmlns:w16="http://schemas.microsoft.com/office/word/2018/wordml" xmlns:w16du="http://schemas.microsoft.com/office/word/2023/wordml/word16du" xmlns:w16sdtdh="http://schemas.microsoft.com/office/word/2020/wordml/sdtdatahash" xmlns:w16sdtfl="http://schemas.microsoft.com/office/word/2024/wordml/sdtformatlock" xmlns:w16se="http://schemas.microsoft.com/office/word/2015/wordml/symex" xmlns:wpg="http://schemas.microsoft.com/office/word/2010/wordprocessingGroup" xmlns:wpi="http://schemas.microsoft.com/office/word/2010/wordprocessingInk" xmlns:wne="http://schemas.microsoft.com/office/word/2006/wordml" xmlns:wps="http://schemas.microsoft.com/office/word/2010/wordprocessingShape" mc:Ignorable="w14 w15 w16se w16cid w16 w16cex w16sdtdh w16sdtfl w16du wp14">
   <w:abstractNum w:abstractNumId="0" w15:restartNumberingAfterBreak="0">
     <w:nsid w:val="2AAA00EF"/>
     <w:multiLevelType w:val="hybridMultilevel"/>
@@ -1990,6 +2229,7 @@
     <w:lvl w:ilvl="2">
       <w:start w:val="1"/>
       <w:numFmt w:val="decimal"/>
+      <w:pStyle w:val="Headerxxx"/>
       <w:lvlText w:val="%1.%2.%3."/>
       <w:lvlJc w:val="left"/>
       <w:pPr>
@@ -3412,46 +3652,10 @@
       </w:pPr>
     </w:lvl>
   </w:abstractNum>
-  <w:num w:numId="1" w16cid:durableId="1263414571">
-    <w:abstractNumId w:val="16"/>
+  <w:num w:numId="1" w16cid:durableId="1029379587">
+    <w:abstractNumId w:val="6"/>
   </w:num>
-  <w:num w:numId="2" w16cid:durableId="1359427259">
-    <w:abstractNumId w:val="7"/>
-  </w:num>
-  <w:num w:numId="3" w16cid:durableId="1578829692">
-    <w:abstractNumId w:val="10"/>
-  </w:num>
-  <w:num w:numId="4" w16cid:durableId="1787039223">
-    <w:abstractNumId w:val="4"/>
-  </w:num>
-  <w:num w:numId="5" w16cid:durableId="356081051">
-    <w:abstractNumId w:val="13"/>
-    <w:lvlOverride w:ilvl="0">
-      <w:startOverride w:val="1"/>
-    </w:lvlOverride>
-  </w:num>
-  <w:num w:numId="6" w16cid:durableId="542401996">
-    <w:abstractNumId w:val="8"/>
-  </w:num>
-  <w:num w:numId="7" w16cid:durableId="563223497">
-    <w:abstractNumId w:val="3"/>
-  </w:num>
-  <w:num w:numId="8" w16cid:durableId="854920522">
-    <w:abstractNumId w:val="1"/>
-  </w:num>
-  <w:num w:numId="9" w16cid:durableId="887496120">
-    <w:abstractNumId w:val="12"/>
-  </w:num>
-  <w:num w:numId="10" w16cid:durableId="921911311">
-    <w:abstractNumId w:val="11"/>
-  </w:num>
-  <w:num w:numId="11" w16cid:durableId="1547988121">
-    <w:abstractNumId w:val="2"/>
-  </w:num>
-  <w:num w:numId="12" w16cid:durableId="1657300784">
-    <w:abstractNumId w:val="5"/>
-  </w:num>
-  <w:num w:numId="13" w16cid:durableId="1154375647">
+  <w:num w:numId="2" w16cid:durableId="1154375647">
     <w:abstractNumId w:val="3"/>
     <w:lvlOverride w:ilvl="0">
       <w:startOverride w:val="1"/>
@@ -3481,26 +3685,62 @@
       <w:startOverride w:val="1"/>
     </w:lvlOverride>
   </w:num>
-  <w:num w:numId="14" w16cid:durableId="746683951">
+  <w:num w:numId="3" w16cid:durableId="1263414571">
+    <w:abstractNumId w:val="16"/>
+  </w:num>
+  <w:num w:numId="4" w16cid:durableId="1359427259">
+    <w:abstractNumId w:val="7"/>
+  </w:num>
+  <w:num w:numId="5" w16cid:durableId="1418478591">
+    <w:abstractNumId w:val="9"/>
+  </w:num>
+  <w:num w:numId="6" w16cid:durableId="1547988121">
+    <w:abstractNumId w:val="2"/>
+  </w:num>
+  <w:num w:numId="7" w16cid:durableId="1578829692">
+    <w:abstractNumId w:val="10"/>
+  </w:num>
+  <w:num w:numId="8" w16cid:durableId="1657300784">
+    <w:abstractNumId w:val="5"/>
+  </w:num>
+  <w:num w:numId="9" w16cid:durableId="1787039223">
+    <w:abstractNumId w:val="4"/>
+  </w:num>
+  <w:num w:numId="10" w16cid:durableId="225918414">
+    <w:abstractNumId w:val="14"/>
+  </w:num>
+  <w:num w:numId="11" w16cid:durableId="240607971">
+    <w:abstractNumId w:val="15"/>
+  </w:num>
+  <w:num w:numId="12" w16cid:durableId="356081051">
+    <w:abstractNumId w:val="13"/>
+    <w:lvlOverride w:ilvl="0">
+      <w:startOverride w:val="1"/>
+    </w:lvlOverride>
+  </w:num>
+  <w:num w:numId="13" w16cid:durableId="542401996">
+    <w:abstractNumId w:val="8"/>
+  </w:num>
+  <w:num w:numId="14" w16cid:durableId="563223497">
+    <w:abstractNumId w:val="3"/>
+  </w:num>
+  <w:num w:numId="15" w16cid:durableId="746683951">
     <w:abstractNumId w:val="0"/>
   </w:num>
-  <w:num w:numId="15" w16cid:durableId="225918414">
-    <w:abstractNumId w:val="14"/>
+  <w:num w:numId="16" w16cid:durableId="854920522">
+    <w:abstractNumId w:val="1"/>
   </w:num>
-  <w:num w:numId="16" w16cid:durableId="1418478591">
-    <w:abstractNumId w:val="9"/>
+  <w:num w:numId="17" w16cid:durableId="887496120">
+    <w:abstractNumId w:val="12"/>
   </w:num>
-  <w:num w:numId="17" w16cid:durableId="240607971">
-    <w:abstractNumId w:val="15"/>
-  </w:num>
-  <w:num w:numId="18" w16cid:durableId="1029379587">
-    <w:abstractNumId w:val="6"/>
+  <w:num w:numId="18" w16cid:durableId="921911311">
+    <w:abstractNumId w:val="11"/>
   </w:num>
 </w:numbering>
 </file>
 
 <file path=word/styles.xml><?xml version="1.0" encoding="utf-8"?>
-<w:styles xmlns:mc="http://schemas.openxmlformats.org/markup-compatibility/2006" xmlns:r="http://schemas.openxmlformats.org/officeDocument/2006/relationships" xmlns:w="http://schemas.openxmlformats.org/wordprocessingml/2006/main" xmlns:w14="http://schemas.microsoft.com/office/word/2010/wordml" xmlns:w15="http://schemas.microsoft.com/office/word/2012/wordml" xmlns:w16cex="http://schemas.microsoft.com/office/word/2018/wordml/cex" xmlns:w16cid="http://schemas.microsoft.com/office/word/2016/wordml/cid" xmlns:w16="http://schemas.microsoft.com/office/word/2018/wordml" xmlns:w16sdtdh="http://schemas.microsoft.com/office/word/2020/wordml/sdtdatahash" xmlns:w16sdtfl="http://schemas.microsoft.com/office/word/2024/wordml/sdtformatlock" xmlns:w16se="http://schemas.microsoft.com/office/word/2015/wordml/symex" xmlns:w16du="http://schemas.microsoft.com/office/word/2023/wordml/word16du" mc:Ignorable="w14 w15 w16se w16cid w16 w16cex w16sdtdh w16sdtfl w16du">
+<w:styles xmlns:mc="http://schemas.openxmlformats.org/markup-compatibility/2006" xmlns:r="http://schemas.openxmlformats.org/officeDocument/2006/relationships" xmlns:w="http://schemas.openxmlformats.org/wordprocessingml/2006/main" xmlns:w14="http://schemas.microsoft.com/office/word/2010/wordml" xmlns:w15="http://schemas.microsoft.com/office/word/2012/wordml" xmlns:w16cex="http://schemas.microsoft.com/office/word/2018/wordml/cex" xmlns:w16cid="http://schemas.microsoft.com/office/word/2016/wordml/cid" xmlns:w16="http://schemas.microsoft.com/office/word/2018/wordml" xmlns:w16du="http://schemas.microsoft.com/office/word/2023/wordml/word16du" xmlns:w16sdtdh="http://schemas.microsoft.com/office/word/2020/wordml/sdtdatahash" xmlns:w16sdtfl="http://schemas.microsoft.com/office/word/2024/wordml/sdtformatlock" xmlns:w16se="http://schemas.microsoft.com/office/word/2015/wordml/symex" mc:Ignorable="w14 w15 w16se w16cid w16 w16cex w16sdtdh w16sdtfl w16du">
   <w:docDefaults>
     <w:rPrDefault>
       <w:rPr>
@@ -3893,50 +4133,54 @@
   <w:style w:type="paragraph" w:styleId="Normal" w:default="1">
     <w:name w:val="Normal"/>
     <w:qFormat/>
-    <w:rsid w:val="008758E4"/>
+    <w:rsid w:val="2835CB76"/>
     <w:pPr>
       <w:spacing w:before="240" w:after="240"/>
       <w:ind w:left="426"/>
       <w:jc w:val="both"/>
     </w:pPr>
     <w:rPr>
-      <w:rFonts w:ascii="Times New Roman" w:hAnsi="Times New Roman" w:cs="Times New Roman"/>
+      <w:rFonts w:ascii="Cambria" w:hAnsi="Cambria" w:eastAsia="Cambria" w:cs="Cambria"/>
+      <w:sz w:val="20"/>
+      <w:szCs w:val="20"/>
     </w:rPr>
   </w:style>
   <w:style w:type="paragraph" w:styleId="Heading1">
     <w:name w:val="heading 1"/>
     <w:uiPriority w:val="9"/>
     <w:qFormat/>
-    <w:rsid w:val="00B81524"/>
+    <w:rsid w:val="2835CB76"/>
     <w:pPr>
       <w:numPr>
-        <w:numId w:val="7"/>
+        <w:numId w:val="14"/>
       </w:numPr>
       <w:tabs>
-        <w:tab w:val="left" w:pos="993"/>
+        <w:tab w:val="left" w:pos="900"/>
       </w:tabs>
       <w:spacing w:line="276" w:lineRule="auto"/>
+      <w:ind w:left="900" w:hanging="900"/>
       <w:outlineLvl w:val="0"/>
     </w:pPr>
     <w:rPr>
       <w:rFonts w:ascii="Cambria" w:hAnsi="Cambria" w:cs="Arial"/>
+      <w:b/>
+      <w:bCs/>
     </w:rPr>
   </w:style>
   <w:style w:type="paragraph" w:styleId="Heading2">
+    <w:uiPriority w:val="9"/>
     <w:name w:val="heading 2"/>
     <w:basedOn w:val="Heading1"/>
-    <w:autoRedefine/>
-    <w:uiPriority w:val="9"/>
     <w:unhideWhenUsed/>
     <w:qFormat/>
-    <w:rsid w:val="00B81524"/>
+    <w:rsid w:val="7DECB779"/>
+    <w:rPr>
+      <w:rFonts w:eastAsia="Calibri"/>
+      <w:sz w:val="20"/>
+      <w:szCs w:val="20"/>
+    </w:rPr>
     <w:pPr>
-      <w:numPr>
-        <w:ilvl w:val="1"/>
-      </w:numPr>
-      <w:tabs>
-        <w:tab w:val="clear" w:pos="993"/>
-      </w:tabs>
+      <w:ind w:left="720" w:hanging="720"/>
       <w:outlineLvl w:val="1"/>
     </w:pPr>
   </w:style>
@@ -4130,7 +4374,7 @@
     <w:link w:val="HeaderChar"/>
     <w:uiPriority w:val="99"/>
     <w:unhideWhenUsed/>
-    <w:rsid w:val="00B25336"/>
+    <w:rsid w:val="2835CB76"/>
     <w:pPr>
       <w:tabs>
         <w:tab w:val="center" w:pos="4513"/>
@@ -4151,7 +4395,7 @@
     <w:link w:val="FooterChar"/>
     <w:uiPriority w:val="99"/>
     <w:unhideWhenUsed/>
-    <w:rsid w:val="00B25336"/>
+    <w:rsid w:val="2835CB76"/>
     <w:pPr>
       <w:tabs>
         <w:tab w:val="center" w:pos="4513"/>
@@ -4173,18 +4417,13 @@
     <w:link w:val="SubtitleChar"/>
     <w:uiPriority w:val="11"/>
     <w:qFormat/>
-    <w:rsid w:val="00F904CE"/>
+    <w:rsid w:val="2835CB76"/>
     <w:pPr>
-      <w:numPr>
-        <w:ilvl w:val="1"/>
-      </w:numPr>
       <w:spacing w:after="160"/>
-      <w:ind w:left="426"/>
     </w:pPr>
     <w:rPr>
       <w:rFonts w:asciiTheme="minorHAnsi" w:hAnsiTheme="minorHAnsi" w:eastAsiaTheme="minorEastAsia" w:cstheme="minorBidi"/>
-      <w:color w:val="5A5A5A" w:themeColor="text1" w:themeTint="A5"/>
-      <w:spacing w:val="15"/>
+      <w:color w:val="5A5A5A"/>
     </w:rPr>
   </w:style>
   <w:style w:type="character" w:styleId="SubtitleChar" w:customStyle="1">
@@ -4408,7 +4647,7 @@
     <w:uiPriority w:val="35"/>
     <w:unhideWhenUsed/>
     <w:qFormat/>
-    <w:rsid w:val="006D4B80"/>
+    <w:rsid w:val="2835CB76"/>
     <w:pPr>
       <w:spacing w:after="200"/>
     </w:pPr>
@@ -4426,7 +4665,7 @@
     <w:rsid w:val="00752252"/>
     <w:pPr>
       <w:numPr>
-        <w:numId w:val="11"/>
+        <w:numId w:val="6"/>
       </w:numPr>
     </w:pPr>
   </w:style>
@@ -4436,7 +4675,7 @@
     <w:rsid w:val="00AD2AB5"/>
     <w:pPr>
       <w:numPr>
-        <w:numId w:val="12"/>
+        <w:numId w:val="8"/>
       </w:numPr>
     </w:pPr>
   </w:style>
@@ -4446,7 +4685,7 @@
     <w:rsid w:val="00B77BE6"/>
     <w:pPr>
       <w:numPr>
-        <w:numId w:val="16"/>
+        <w:numId w:val="5"/>
       </w:numPr>
     </w:pPr>
   </w:style>
@@ -4456,9 +4695,50 @@
     <w:rsid w:val="00B77BE6"/>
     <w:pPr>
       <w:numPr>
-        <w:numId w:val="17"/>
+        <w:numId w:val="11"/>
       </w:numPr>
     </w:pPr>
+  </w:style>
+  <w:style w:type="paragraph" w:styleId="NoSpacing">
+    <w:name w:val="No Spacing"/>
+    <w:uiPriority w:val="1"/>
+    <w:qFormat/>
+    <w:rsid w:val="2835CB76"/>
+  </w:style>
+  <w:style w:type="paragraph" w:styleId="Headerxxx" w:customStyle="1">
+    <w:name w:val="Header x.x.x"/>
+    <w:basedOn w:val="Normal"/>
+    <w:link w:val="HeaderxxxChar"/>
+    <w:uiPriority w:val="1"/>
+    <w:qFormat/>
+    <w:rsid w:val="2835CB76"/>
+    <w:pPr>
+      <w:numPr>
+        <w:ilvl w:val="2"/>
+        <w:numId w:val="14"/>
+      </w:numPr>
+      <w:spacing w:before="0" w:line="276" w:lineRule="auto"/>
+      <w:ind w:left="720" w:hanging="720"/>
+      <w:outlineLvl w:val="1"/>
+    </w:pPr>
+    <w:rPr>
+      <w:rFonts w:eastAsia="Calibri" w:cs="Arial"/>
+      <w:b/>
+      <w:bCs/>
+    </w:rPr>
+  </w:style>
+  <w:style w:type="character" w:styleId="HeaderxxxChar" w:customStyle="1">
+    <w:name w:val="Header x.x.x Char"/>
+    <w:basedOn w:val="DefaultParagraphFont"/>
+    <w:link w:val="Headerxxx"/>
+    <w:rsid w:val="2835CB76"/>
+    <w:rPr>
+      <w:rFonts w:ascii="Cambria" w:hAnsi="Cambria" w:eastAsia="Calibri" w:cs="Arial"/>
+      <w:b/>
+      <w:bCs/>
+      <w:sz w:val="20"/>
+      <w:szCs w:val="20"/>
+    </w:rPr>
   </w:style>
 </w:styles>
 </file>

--- a/docs/IFN655-A1-Report.docx
+++ b/docs/IFN655-A1-Report.docx
@@ -1,6 +1,6 @@
 
 <file path=word/document.xml><?xml version="1.0" encoding="utf-8"?>
-<w:document xmlns:wpc="http://schemas.microsoft.com/office/word/2010/wordprocessingCanvas" xmlns:cx="http://schemas.microsoft.com/office/drawing/2014/chartex" xmlns:cx1="http://schemas.microsoft.com/office/drawing/2015/9/8/chartex" xmlns:cx2="http://schemas.microsoft.com/office/drawing/2015/10/21/chartex" xmlns:cx3="http://schemas.microsoft.com/office/drawing/2016/5/9/chartex" xmlns:cx4="http://schemas.microsoft.com/office/drawing/2016/5/10/chartex" xmlns:cx5="http://schemas.microsoft.com/office/drawing/2016/5/11/chartex" xmlns:cx6="http://schemas.microsoft.com/office/drawing/2016/5/12/chartex" xmlns:cx7="http://schemas.microsoft.com/office/drawing/2016/5/13/chartex" xmlns:cx8="http://schemas.microsoft.com/office/drawing/2016/5/14/chartex" xmlns:mc="http://schemas.openxmlformats.org/markup-compatibility/2006" xmlns:aink="http://schemas.microsoft.com/office/drawing/2016/ink" xmlns:am3d="http://schemas.microsoft.com/office/drawing/2017/model3d" xmlns:o="urn:schemas-microsoft-com:office:office" xmlns:oel="http://schemas.microsoft.com/office/2019/extlst" xmlns:r="http://schemas.openxmlformats.org/officeDocument/2006/relationships" xmlns:m="http://schemas.openxmlformats.org/officeDocument/2006/math" xmlns:v="urn:schemas-microsoft-com:vml" xmlns:wp14="http://schemas.microsoft.com/office/word/2010/wordprocessingDrawing" xmlns:wp="http://schemas.openxmlformats.org/drawingml/2006/wordprocessingDrawing" xmlns:w10="urn:schemas-microsoft-com:office:word" xmlns:w="http://schemas.openxmlformats.org/wordprocessingml/2006/main" xmlns:w14="http://schemas.microsoft.com/office/word/2010/wordml" xmlns:w15="http://schemas.microsoft.com/office/word/2012/wordml" xmlns:w16cex="http://schemas.microsoft.com/office/word/2018/wordml/cex" xmlns:w16cid="http://schemas.microsoft.com/office/word/2016/wordml/cid" xmlns:w16="http://schemas.microsoft.com/office/word/2018/wordml" xmlns:w16du="http://schemas.microsoft.com/office/word/2023/wordml/word16du" xmlns:w16sdtdh="http://schemas.microsoft.com/office/word/2020/wordml/sdtdatahash" xmlns:w16sdtfl="http://schemas.microsoft.com/office/word/2024/wordml/sdtformatlock" xmlns:w16se="http://schemas.microsoft.com/office/word/2015/wordml/symex" xmlns:wpg="http://schemas.microsoft.com/office/word/2010/wordprocessingGroup" xmlns:wpi="http://schemas.microsoft.com/office/word/2010/wordprocessingInk" xmlns:wne="http://schemas.microsoft.com/office/word/2006/wordml" xmlns:wps="http://schemas.microsoft.com/office/word/2010/wordprocessingShape" xmlns:a="http://schemas.openxmlformats.org/drawingml/2006/main" xmlns:pic="http://schemas.openxmlformats.org/drawingml/2006/picture" xmlns:a14="http://schemas.microsoft.com/office/drawing/2010/main" xmlns:a16="http://schemas.microsoft.com/office/drawing/2014/main" mc:Ignorable="w14 w15 w16se w16cid w16 w16cex w16sdtdh w16sdtfl w16du wp14">
+<w:document xmlns:wpc="http://schemas.microsoft.com/office/word/2010/wordprocessingCanvas" xmlns:cx="http://schemas.microsoft.com/office/drawing/2014/chartex" xmlns:cx1="http://schemas.microsoft.com/office/drawing/2015/9/8/chartex" xmlns:cx2="http://schemas.microsoft.com/office/drawing/2015/10/21/chartex" xmlns:cx3="http://schemas.microsoft.com/office/drawing/2016/5/9/chartex" xmlns:cx4="http://schemas.microsoft.com/office/drawing/2016/5/10/chartex" xmlns:cx5="http://schemas.microsoft.com/office/drawing/2016/5/11/chartex" xmlns:cx6="http://schemas.microsoft.com/office/drawing/2016/5/12/chartex" xmlns:cx7="http://schemas.microsoft.com/office/drawing/2016/5/13/chartex" xmlns:cx8="http://schemas.microsoft.com/office/drawing/2016/5/14/chartex" xmlns:mc="http://schemas.openxmlformats.org/markup-compatibility/2006" xmlns:aink="http://schemas.microsoft.com/office/drawing/2016/ink" xmlns:am3d="http://schemas.microsoft.com/office/drawing/2017/model3d" xmlns:o="urn:schemas-microsoft-com:office:office" xmlns:oel="http://schemas.microsoft.com/office/2019/extlst" xmlns:r="http://schemas.openxmlformats.org/officeDocument/2006/relationships" xmlns:m="http://schemas.openxmlformats.org/officeDocument/2006/math" xmlns:v="urn:schemas-microsoft-com:vml" xmlns:wp14="http://schemas.microsoft.com/office/word/2010/wordprocessingDrawing" xmlns:wp="http://schemas.openxmlformats.org/drawingml/2006/wordprocessingDrawing" xmlns:w10="urn:schemas-microsoft-com:office:word" xmlns:w="http://schemas.openxmlformats.org/wordprocessingml/2006/main" xmlns:w14="http://schemas.microsoft.com/office/word/2010/wordml" xmlns:w15="http://schemas.microsoft.com/office/word/2012/wordml" xmlns:w16cex="http://schemas.microsoft.com/office/word/2018/wordml/cex" xmlns:w16cid="http://schemas.microsoft.com/office/word/2016/wordml/cid" xmlns:w16="http://schemas.microsoft.com/office/word/2018/wordml" xmlns:w16du="http://schemas.microsoft.com/office/word/2023/wordml/word16du" xmlns:w16sdtdh="http://schemas.microsoft.com/office/word/2020/wordml/sdtdatahash" xmlns:w16sdtfl="http://schemas.microsoft.com/office/word/2024/wordml/sdtformatlock" xmlns:w16se="http://schemas.microsoft.com/office/word/2015/wordml/symex" xmlns:wpg="http://schemas.microsoft.com/office/word/2010/wordprocessingGroup" xmlns:wpi="http://schemas.microsoft.com/office/word/2010/wordprocessingInk" xmlns:wne="http://schemas.microsoft.com/office/word/2006/wordml" xmlns:wps="http://schemas.microsoft.com/office/word/2010/wordprocessingShape" xmlns:a="http://schemas.openxmlformats.org/drawingml/2006/main" xmlns:a16="http://schemas.microsoft.com/office/drawing/2014/main" xmlns:pic="http://schemas.openxmlformats.org/drawingml/2006/picture" xmlns:a14="http://schemas.microsoft.com/office/drawing/2010/main" mc:Ignorable="w14 w15 w16se w16cid w16 w16cex w16sdtdh w16sdtfl w16du wp14">
   <w:body>
     <w:p>
       <w:pPr>
@@ -89,7 +89,11 @@
     <w:p>
       <w:pPr>
         <w:pStyle w:val="Heading2"/>
-        <w:rPr/>
+        <w:rPr>
+          <w:rFonts w:ascii="Cambria" w:hAnsi="Cambria"/>
+          <w:sz w:val="20"/>
+          <w:szCs w:val="20"/>
+        </w:rPr>
       </w:pPr>
       <w:r>
         <w:rPr/>
@@ -104,6 +108,11 @@
           <w:numId w:val="0"/>
         </w:numPr>
         <w:ind w:left="720"/>
+        <w:rPr>
+          <w:rFonts w:ascii="Cambria" w:hAnsi="Cambria"/>
+          <w:sz w:val="20"/>
+          <w:szCs w:val="20"/>
+        </w:rPr>
       </w:pPr>
     </w:p>
     <w:p>
@@ -113,8 +122,63 @@
           <w:ilvl w:val="0"/>
           <w:numId w:val="0"/>
         </w:numPr>
-        <w:ind w:left="720"/>
-      </w:pPr>
+        <w:ind w:left="0"/>
+        <w:jc w:val="center"/>
+        <w:rPr>
+          <w:rFonts w:ascii="Cambria" w:hAnsi="Cambria"/>
+          <w:sz w:val="20"/>
+          <w:szCs w:val="20"/>
+        </w:rPr>
+      </w:pPr>
+      <w:r>
+        <w:drawing>
+          <wp:inline wp14:editId="4A98404D" wp14:anchorId="6B77ED42">
+            <wp:extent cx="2771788" cy="3662989"/>
+            <wp:effectExtent l="0" t="0" r="0" b="0"/>
+            <wp:docPr id="1054580443" name="Picture 3">
+              <a:extLst>
+                <a:ext uri="{FF2B5EF4-FFF2-40B4-BE49-F238E27FC236}">
+                  <a16:creationId xmlns:a16="http://schemas.microsoft.com/office/drawing/2014/main" id="{7EBA4746-C4F0-4912-9A18-95E67D8D6A86}"/>
+                </a:ext>
+              </a:extLst>
+            </wp:docPr>
+            <wp:cNvGraphicFramePr>
+              <a:graphicFrameLocks noChangeAspect="1"/>
+            </wp:cNvGraphicFramePr>
+            <a:graphic>
+              <a:graphicData xmlns:a="http://schemas.openxmlformats.org/drawingml/2006/main" uri="http://schemas.openxmlformats.org/drawingml/2006/picture">
+                <pic:pic xmlns:pic="http://schemas.openxmlformats.org/drawingml/2006/picture">
+                  <pic:nvPicPr>
+                    <pic:cNvPr id="688107953" name="Picture 688107953"/>
+                    <pic:cNvPicPr/>
+                  </pic:nvPicPr>
+                  <pic:blipFill>
+                    <a:blip xmlns:r="http://schemas.openxmlformats.org/officeDocument/2006/relationships" r:embed="rId7">
+                      <a:extLst>
+                        <a:ext uri="{28A0092B-C50C-407E-A947-70E740481C1C}">
+                          <a14:useLocalDpi xmlns:a14="http://schemas.microsoft.com/office/drawing/2010/main"/>
+                        </a:ext>
+                      </a:extLst>
+                    </a:blip>
+                    <a:stretch>
+                      <a:fillRect/>
+                    </a:stretch>
+                  </pic:blipFill>
+                  <pic:spPr>
+                    <a:xfrm>
+                      <a:off x="0" y="0"/>
+                      <a:ext cx="2771788" cy="3662989"/>
+                    </a:xfrm>
+                    <a:prstGeom prst="rect">
+                      <a:avLst/>
+                    </a:prstGeom>
+                  </pic:spPr>
+                </pic:pic>
+              </a:graphicData>
+            </a:graphic>
+          </wp:inline>
+        </w:drawing>
+      </w:r>
     </w:p>
     <w:p>
       <w:pPr>
@@ -166,7 +230,7 @@
       </w:pPr>
       <w:r>
         <w:drawing>
-          <wp:inline wp14:editId="6D6D2572" wp14:anchorId="70FAFFD5">
+          <wp:inline wp14:editId="1D2524F2" wp14:anchorId="70FAFFD5">
             <wp:extent cx="2268693" cy="4514850"/>
             <wp:effectExtent l="0" t="0" r="0" b="0"/>
             <wp:docPr id="2098079247" name="drawing"/>
@@ -301,7 +365,7 @@
       </w:pPr>
       <w:r>
         <w:drawing>
-          <wp:inline wp14:editId="5BADC3A1" wp14:anchorId="693E51CE">
+          <wp:inline wp14:editId="4755C8C4" wp14:anchorId="693E51CE">
             <wp:extent cx="2699503" cy="4210638"/>
             <wp:effectExtent l="0" t="0" r="0" b="0"/>
             <wp:docPr id="1644034379" name="drawing"/>
@@ -391,7 +455,7 @@
       </w:pPr>
       <w:r>
         <w:drawing>
-          <wp:inline wp14:editId="5984A971" wp14:anchorId="666C4DB9">
+          <wp:inline wp14:editId="4B09CE53" wp14:anchorId="666C4DB9">
             <wp:extent cx="2000529" cy="1857634"/>
             <wp:effectExtent l="0" t="0" r="0" b="0"/>
             <wp:docPr id="1676424597" name="drawing"/>
@@ -554,7 +618,7 @@
       </w:pPr>
       <w:r>
         <w:drawing>
-          <wp:inline wp14:editId="6FE1FFA2" wp14:anchorId="31B8E478">
+          <wp:inline wp14:editId="7F4BDB7D" wp14:anchorId="31B8E478">
             <wp:extent cx="2905530" cy="3143689"/>
             <wp:effectExtent l="0" t="0" r="0" b="0"/>
             <wp:docPr id="658063906" name="drawing"/>
@@ -723,20 +787,19 @@
     </w:p>
     <w:p>
       <w:pPr>
-        <w:pStyle w:val="Heading1"/>
-        <w:ind w:left="0"/>
-        <w:rPr/>
-      </w:pPr>
-    </w:p>
-    <w:p>
-      <w:pPr>
         <w:pStyle w:val="Heading2"/>
-        <w:rPr/>
-      </w:pPr>
-      <w:r>
-        <w:rPr/>
-        <w:t>Accident.csv</w:t>
-      </w:r>
+        <w:numPr>
+          <w:ilvl w:val="0"/>
+          <w:numId w:val="0"/>
+        </w:numPr>
+        <w:ind w:left="720"/>
+        <w:rPr>
+          <w:b w:val="1"/>
+          <w:bCs w:val="1"/>
+          <w:sz w:val="20"/>
+          <w:szCs w:val="20"/>
+        </w:rPr>
+      </w:pPr>
     </w:p>
     <w:p>
       <w:pPr>
@@ -756,6 +819,12 @@
       <w:r>
         <w:t xml:space="preserve"> and ACCIDENT_TIME were loaded as plain text (strings) rather than valid datetime objects, preventing immediate time-series analysis.</w:t>
       </w:r>
+    </w:p>
+    <w:p>
+      <w:pPr>
+        <w:pStyle w:val="ListParagraph"/>
+        <w:jc w:val="center"/>
+      </w:pPr>
     </w:p>
     <w:p>
       <w:pPr>
@@ -767,69 +836,6 @@
           <w:szCs w:val="20"/>
         </w:rPr>
       </w:pPr>
-      <w:r>
-        <w:rPr>
-          <w:noProof/>
-        </w:rPr>
-        <w:drawing>
-          <wp:inline distT="0" distB="0" distL="0" distR="0" wp14:anchorId="54AD8B81" wp14:editId="138B5255">
-            <wp:extent cx="2771788" cy="3662989"/>
-            <wp:effectExtent l="0" t="0" r="0" b="0"/>
-            <wp:docPr id="688107953" name="Picture 3">
-              <a:extLst xmlns:a="http://schemas.openxmlformats.org/drawingml/2006/main">
-                <a:ext uri="{FF2B5EF4-FFF2-40B4-BE49-F238E27FC236}">
-                  <a16:creationId xmlns:a16="http://schemas.microsoft.com/office/drawing/2014/main" id="{7EBA4746-C4F0-4912-9A18-95E67D8D6A86}"/>
-                </a:ext>
-              </a:extLst>
-            </wp:docPr>
-            <wp:cNvGraphicFramePr>
-              <a:graphicFrameLocks xmlns:a="http://schemas.openxmlformats.org/drawingml/2006/main" noChangeAspect="1"/>
-            </wp:cNvGraphicFramePr>
-            <a:graphic xmlns:a="http://schemas.openxmlformats.org/drawingml/2006/main">
-              <a:graphicData uri="http://schemas.openxmlformats.org/drawingml/2006/picture">
-                <pic:pic xmlns:pic="http://schemas.openxmlformats.org/drawingml/2006/picture">
-                  <pic:nvPicPr>
-                    <pic:cNvPr id="688107953" name="Picture 688107953"/>
-                    <pic:cNvPicPr/>
-                  </pic:nvPicPr>
-                  <pic:blipFill>
-                    <a:blip r:embed="rId7">
-                      <a:extLst>
-                        <a:ext uri="{28A0092B-C50C-407E-A947-70E740481C1C}">
-                          <a14:useLocalDpi xmlns:a14="http://schemas.microsoft.com/office/drawing/2010/main"/>
-                        </a:ext>
-                      </a:extLst>
-                    </a:blip>
-                    <a:stretch>
-                      <a:fillRect/>
-                    </a:stretch>
-                  </pic:blipFill>
-                  <pic:spPr>
-                    <a:xfrm>
-                      <a:off x="0" y="0"/>
-                      <a:ext cx="2771788" cy="3662989"/>
-                    </a:xfrm>
-                    <a:prstGeom prst="rect">
-                      <a:avLst/>
-                    </a:prstGeom>
-                  </pic:spPr>
-                </pic:pic>
-              </a:graphicData>
-            </a:graphic>
-          </wp:inline>
-        </w:drawing>
-      </w:r>
-    </w:p>
-    <w:p>
-      <w:pPr>
-        <w:pStyle w:val="ListParagraph"/>
-        <w:jc w:val="center"/>
-        <w:rPr>
-          <w:rFonts w:ascii="Cambria" w:hAnsi="Cambria"/>
-          <w:sz w:val="20"/>
-          <w:szCs w:val="20"/>
-        </w:rPr>
-      </w:pPr>
     </w:p>
     <w:p>
       <w:pPr>
@@ -894,7 +900,7 @@
       </w:pPr>
       <w:r>
         <w:drawing>
-          <wp:inline wp14:editId="6EBC9404" wp14:anchorId="7B49E427">
+          <wp:inline wp14:editId="2215614B" wp14:anchorId="7B49E427">
             <wp:extent cx="2034107" cy="2449585"/>
             <wp:effectExtent l="0" t="0" r="0" b="1905"/>
             <wp:docPr id="1526920588" name="Picture 4">
@@ -967,7 +973,7 @@
       </w:pPr>
       <w:r>
         <w:drawing>
-          <wp:inline wp14:editId="399A8C05" wp14:anchorId="66C7DEE7">
+          <wp:inline wp14:editId="7CFF9476" wp14:anchorId="66C7DEE7">
             <wp:extent cx="2086089" cy="1786855"/>
             <wp:effectExtent l="0" t="0" r="0" b="4445"/>
             <wp:docPr id="1171407612" name="Picture 5">
@@ -1328,7 +1334,7 @@
       </w:r>
       <w:r>
         <w:drawing>
-          <wp:inline wp14:editId="156A8ED9" wp14:anchorId="6A3BA60A">
+          <wp:inline wp14:editId="70D20560" wp14:anchorId="6A3BA60A">
             <wp:extent cx="3905250" cy="2638155"/>
             <wp:effectExtent l="0" t="0" r="0" b="0"/>
             <wp:docPr id="2097225429" name="drawing">
@@ -1398,7 +1404,7 @@
       </w:pPr>
       <w:r>
         <w:drawing>
-          <wp:inline wp14:editId="45527014" wp14:anchorId="28734F78">
+          <wp:inline wp14:editId="5925D803" wp14:anchorId="28734F78">
             <wp:extent cx="4133850" cy="1341266"/>
             <wp:effectExtent l="0" t="0" r="0" b="0"/>
             <wp:docPr id="197282072" name="drawing">
@@ -1526,7 +1532,7 @@
       </w:pPr>
       <w:r>
         <w:drawing>
-          <wp:inline wp14:editId="42A21B1F" wp14:anchorId="303060A4">
+          <wp:inline wp14:editId="1477C924" wp14:anchorId="303060A4">
             <wp:extent cx="3414950" cy="2966063"/>
             <wp:effectExtent l="0" t="0" r="0" b="0"/>
             <wp:docPr id="671009313" name="drawing">
@@ -1907,6 +1913,95 @@
 
 <file path=word/numbering.xml><?xml version="1.0" encoding="utf-8"?>
 <w:numbering xmlns:wpc="http://schemas.microsoft.com/office/word/2010/wordprocessingCanvas" xmlns:cx="http://schemas.microsoft.com/office/drawing/2014/chartex" xmlns:cx1="http://schemas.microsoft.com/office/drawing/2015/9/8/chartex" xmlns:cx2="http://schemas.microsoft.com/office/drawing/2015/10/21/chartex" xmlns:cx3="http://schemas.microsoft.com/office/drawing/2016/5/9/chartex" xmlns:cx4="http://schemas.microsoft.com/office/drawing/2016/5/10/chartex" xmlns:cx5="http://schemas.microsoft.com/office/drawing/2016/5/11/chartex" xmlns:cx6="http://schemas.microsoft.com/office/drawing/2016/5/12/chartex" xmlns:cx7="http://schemas.microsoft.com/office/drawing/2016/5/13/chartex" xmlns:cx8="http://schemas.microsoft.com/office/drawing/2016/5/14/chartex" xmlns:mc="http://schemas.openxmlformats.org/markup-compatibility/2006" xmlns:aink="http://schemas.microsoft.com/office/drawing/2016/ink" xmlns:am3d="http://schemas.microsoft.com/office/drawing/2017/model3d" xmlns:o="urn:schemas-microsoft-com:office:office" xmlns:oel="http://schemas.microsoft.com/office/2019/extlst" xmlns:r="http://schemas.openxmlformats.org/officeDocument/2006/relationships" xmlns:m="http://schemas.openxmlformats.org/officeDocument/2006/math" xmlns:v="urn:schemas-microsoft-com:vml" xmlns:wp14="http://schemas.microsoft.com/office/word/2010/wordprocessingDrawing" xmlns:wp="http://schemas.openxmlformats.org/drawingml/2006/wordprocessingDrawing" xmlns:w10="urn:schemas-microsoft-com:office:word" xmlns:w="http://schemas.openxmlformats.org/wordprocessingml/2006/main" xmlns:w14="http://schemas.microsoft.com/office/word/2010/wordml" xmlns:w15="http://schemas.microsoft.com/office/word/2012/wordml" xmlns:w16cex="http://schemas.microsoft.com/office/word/2018/wordml/cex" xmlns:w16cid="http://schemas.microsoft.com/office/word/2016/wordml/cid" xmlns:w16="http://schemas.microsoft.com/office/word/2018/wordml" xmlns:w16du="http://schemas.microsoft.com/office/word/2023/wordml/word16du" xmlns:w16sdtdh="http://schemas.microsoft.com/office/word/2020/wordml/sdtdatahash" xmlns:w16sdtfl="http://schemas.microsoft.com/office/word/2024/wordml/sdtformatlock" xmlns:w16se="http://schemas.microsoft.com/office/word/2015/wordml/symex" xmlns:wpg="http://schemas.microsoft.com/office/word/2010/wordprocessingGroup" xmlns:wpi="http://schemas.microsoft.com/office/word/2010/wordprocessingInk" xmlns:wne="http://schemas.microsoft.com/office/word/2006/wordml" xmlns:wps="http://schemas.microsoft.com/office/word/2010/wordprocessingShape" mc:Ignorable="w14 w15 w16se w16cid w16 w16cex w16sdtdh w16sdtfl w16du wp14">
+  <w:abstractNum xmlns:w="http://schemas.openxmlformats.org/wordprocessingml/2006/main" w:abstractNumId="17">
+    <w:nsid w:val="9962c57"/>
+    <w:multiLevelType xmlns:w="http://schemas.openxmlformats.org/wordprocessingml/2006/main" w:val="multilevel"/>
+    <w:lvl xmlns:w="http://schemas.openxmlformats.org/wordprocessingml/2006/main" w:ilvl="0">
+      <w:start w:val="1"/>
+      <w:numFmt w:val="decimal"/>
+      <w:pStyle w:val="Heading2"/>
+      <w:lvlText w:val="%1.%2."/>
+      <w:lvlJc w:val="left"/>
+      <w:pPr>
+        <w:ind w:left="1440" w:hanging="360"/>
+      </w:pPr>
+      <w:rPr>
+        <w:rFonts w:hint="default" w:ascii="Cambria" w:hAnsi="Cambria"/>
+      </w:rPr>
+    </w:lvl>
+    <w:lvl xmlns:w="http://schemas.openxmlformats.org/wordprocessingml/2006/main" w:ilvl="1">
+      <w:start w:val="1"/>
+      <w:numFmt w:val="lowerLetter"/>
+      <w:lvlText w:val="%2."/>
+      <w:lvlJc w:val="left"/>
+      <w:pPr>
+        <w:ind w:left="1800" w:hanging="360"/>
+      </w:pPr>
+    </w:lvl>
+    <w:lvl xmlns:w="http://schemas.openxmlformats.org/wordprocessingml/2006/main" w:ilvl="2">
+      <w:start w:val="1"/>
+      <w:numFmt w:val="lowerRoman"/>
+      <w:lvlText w:val="%3."/>
+      <w:lvlJc w:val="right"/>
+      <w:pPr>
+        <w:ind w:left="2520" w:hanging="180"/>
+      </w:pPr>
+    </w:lvl>
+    <w:lvl xmlns:w="http://schemas.openxmlformats.org/wordprocessingml/2006/main" w:ilvl="3">
+      <w:start w:val="1"/>
+      <w:numFmt w:val="decimal"/>
+      <w:lvlText w:val="%4."/>
+      <w:lvlJc w:val="left"/>
+      <w:pPr>
+        <w:ind w:left="3240" w:hanging="360"/>
+      </w:pPr>
+    </w:lvl>
+    <w:lvl xmlns:w="http://schemas.openxmlformats.org/wordprocessingml/2006/main" w:ilvl="4">
+      <w:start w:val="1"/>
+      <w:numFmt w:val="lowerLetter"/>
+      <w:lvlText w:val="%5."/>
+      <w:lvlJc w:val="left"/>
+      <w:pPr>
+        <w:ind w:left="3960" w:hanging="360"/>
+      </w:pPr>
+    </w:lvl>
+    <w:lvl xmlns:w="http://schemas.openxmlformats.org/wordprocessingml/2006/main" w:ilvl="5">
+      <w:start w:val="1"/>
+      <w:numFmt w:val="lowerRoman"/>
+      <w:lvlText w:val="%6."/>
+      <w:lvlJc w:val="right"/>
+      <w:pPr>
+        <w:ind w:left="4680" w:hanging="180"/>
+      </w:pPr>
+    </w:lvl>
+    <w:lvl xmlns:w="http://schemas.openxmlformats.org/wordprocessingml/2006/main" w:ilvl="6">
+      <w:start w:val="1"/>
+      <w:numFmt w:val="decimal"/>
+      <w:lvlText w:val="%7."/>
+      <w:lvlJc w:val="left"/>
+      <w:pPr>
+        <w:ind w:left="5400" w:hanging="360"/>
+      </w:pPr>
+    </w:lvl>
+    <w:lvl xmlns:w="http://schemas.openxmlformats.org/wordprocessingml/2006/main" w:ilvl="7">
+      <w:start w:val="1"/>
+      <w:numFmt w:val="lowerLetter"/>
+      <w:lvlText w:val="%8."/>
+      <w:lvlJc w:val="left"/>
+      <w:pPr>
+        <w:ind w:left="6120" w:hanging="360"/>
+      </w:pPr>
+    </w:lvl>
+    <w:lvl xmlns:w="http://schemas.openxmlformats.org/wordprocessingml/2006/main" w:ilvl="8">
+      <w:start w:val="1"/>
+      <w:numFmt w:val="lowerRoman"/>
+      <w:lvlText w:val="%9."/>
+      <w:lvlJc w:val="right"/>
+      <w:pPr>
+        <w:ind w:left="6840" w:hanging="180"/>
+      </w:pPr>
+    </w:lvl>
+  </w:abstractNum>
   <w:abstractNum w:abstractNumId="0" w15:restartNumberingAfterBreak="0">
     <w:nsid w:val="2AAA00EF"/>
     <w:multiLevelType w:val="hybridMultilevel"/>
@@ -3652,6 +3747,9 @@
       </w:pPr>
     </w:lvl>
   </w:abstractNum>
+  <w:num w:numId="19">
+    <w:abstractNumId w:val="17"/>
+  </w:num>
   <w:num w:numId="1" w16cid:durableId="1029379587">
     <w:abstractNumId w:val="6"/>
   </w:num>
@@ -3660,9 +3758,7 @@
     <w:lvlOverride w:ilvl="0">
       <w:startOverride w:val="1"/>
     </w:lvlOverride>
-    <w:lvlOverride w:ilvl="1">
-      <w:startOverride w:val="1"/>
-    </w:lvlOverride>
+    <w:lvlOverride w:ilvl="1"/>
     <w:lvlOverride w:ilvl="2">
       <w:startOverride w:val="1"/>
     </w:lvlOverride>
@@ -4173,7 +4269,7 @@
     <w:basedOn w:val="Heading1"/>
     <w:unhideWhenUsed/>
     <w:qFormat/>
-    <w:rsid w:val="7DECB779"/>
+    <w:rsid w:val="4804ACE7"/>
     <w:rPr>
       <w:rFonts w:eastAsia="Calibri"/>
       <w:sz w:val="20"/>
